--- a/TS-Kramam/TS-5.1/TS 5.1 Sanskrit Krama Paatam Corrections.docx
+++ b/TS-Kramam/TS-5.1/TS 5.1 Sanskrit Krama Paatam Corrections.docx
@@ -1878,7 +1878,7 @@
       </w:tr>
       <w:tr>
         <w:trPr>
-          <w:trHeight w:val="962"/>
+          <w:trHeight w:val="1408"/>
         </w:trPr>
         <w:tc>
           <w:tcPr>
@@ -1893,12 +1893,12 @@
               <w:autoSpaceDE w:val="0"/>
               <w:autoSpaceDN w:val="0"/>
               <w:adjustRightInd w:val="0"/>
-              <w:spacing w:before="0" w:line="252" w:lineRule="auto"/>
+              <w:spacing w:before="0" w:line="240" w:lineRule="auto"/>
               <w:ind w:right="297"/>
               <w:rPr>
                 <w:rFonts w:cs="Arial"/>
                 <w:b/>
-                <w:color w:val="000000"/>
+                <w:color w:val="EE0000"/>
                 <w:sz w:val="28"/>
                 <w:szCs w:val="28"/>
               </w:rPr>
@@ -1907,51 +1907,11 @@
               <w:rPr>
                 <w:rFonts w:cs="Arial"/>
                 <w:b/>
-                <w:color w:val="000000"/>
+                <w:color w:val="EE0000"/>
                 <w:sz w:val="28"/>
                 <w:szCs w:val="28"/>
               </w:rPr>
-              <w:t>T.S.5.1.</w:t>
-            </w:r>
-            <w:r>
-              <w:rPr>
-                <w:rFonts w:cs="Arial"/>
-                <w:b/>
-                <w:color w:val="000000"/>
-                <w:sz w:val="28"/>
-                <w:szCs w:val="28"/>
-              </w:rPr>
-              <w:t>6</w:t>
-            </w:r>
-            <w:r>
-              <w:rPr>
-                <w:rFonts w:cs="Arial"/>
-                <w:b/>
-                <w:color w:val="000000"/>
-                <w:sz w:val="28"/>
-                <w:szCs w:val="28"/>
-              </w:rPr>
-              <w:t>.</w:t>
-            </w:r>
-            <w:r>
-              <w:rPr>
-                <w:rFonts w:cs="Arial"/>
-                <w:b/>
-                <w:color w:val="000000"/>
-                <w:sz w:val="28"/>
-                <w:szCs w:val="28"/>
-              </w:rPr>
-              <w:t>4</w:t>
-            </w:r>
-            <w:r>
-              <w:rPr>
-                <w:rFonts w:cs="Arial"/>
-                <w:b/>
-                <w:color w:val="000000"/>
-                <w:sz w:val="28"/>
-                <w:szCs w:val="28"/>
-              </w:rPr>
-              <w:t xml:space="preserve"> – Kramam</w:t>
+              <w:t>T.S.5.1.2.6 – Kramam</w:t>
             </w:r>
           </w:p>
           <w:p>
@@ -1963,12 +1923,12 @@
               <w:autoSpaceDE w:val="0"/>
               <w:autoSpaceDN w:val="0"/>
               <w:adjustRightInd w:val="0"/>
-              <w:spacing w:before="0" w:line="252" w:lineRule="auto"/>
+              <w:spacing w:before="0" w:line="240" w:lineRule="auto"/>
               <w:ind w:right="297"/>
               <w:rPr>
                 <w:rFonts w:cstheme="minorBidi"/>
                 <w:b/>
-                <w:color w:val="000000"/>
+                <w:color w:val="EE0000"/>
                 <w:sz w:val="28"/>
                 <w:szCs w:val="28"/>
                 <w:lang w:val="en-IN" w:bidi="ta-IN"/>
@@ -1978,32 +1938,12 @@
               <w:rPr>
                 <w:rFonts w:cs="Arial"/>
                 <w:b/>
-                <w:color w:val="000000"/>
-                <w:sz w:val="28"/>
-                <w:szCs w:val="28"/>
-              </w:rPr>
-              <w:t xml:space="preserve">Krama Vaakyam No.– </w:t>
-            </w:r>
-            <w:r>
-              <w:rPr>
-                <w:rFonts w:cs="Arial"/>
-                <w:b/>
-                <w:color w:val="000000"/>
-                <w:sz w:val="28"/>
-                <w:szCs w:val="28"/>
-              </w:rPr>
-              <w:t>1</w:t>
-            </w:r>
-            <w:r>
-              <w:rPr>
-                <w:rFonts w:cs="Arial"/>
-                <w:b/>
-                <w:color w:val="000000"/>
+                <w:color w:val="EE0000"/>
                 <w:sz w:val="28"/>
                 <w:szCs w:val="28"/>
                 <w:lang w:val="en-IN"/>
               </w:rPr>
-              <w:t>1</w:t>
+              <w:t>Krama Vaakyam No.– 82</w:t>
             </w:r>
           </w:p>
           <w:p>
@@ -2015,35 +1955,27 @@
               <w:autoSpaceDE w:val="0"/>
               <w:autoSpaceDN w:val="0"/>
               <w:adjustRightInd w:val="0"/>
-              <w:spacing w:before="0" w:line="252" w:lineRule="auto"/>
+              <w:spacing w:before="0" w:line="240" w:lineRule="auto"/>
               <w:ind w:right="297"/>
               <w:rPr>
                 <w:rFonts w:cs="Arial"/>
                 <w:b/>
-                <w:color w:val="000000"/>
+                <w:color w:val="EE0000"/>
                 <w:sz w:val="28"/>
                 <w:szCs w:val="28"/>
-              </w:rPr>
-            </w:pPr>
-            <w:r>
-              <w:rPr>
-                <w:rFonts w:cs="Arial"/>
-                <w:b/>
-                <w:color w:val="000000"/>
+                <w:lang w:val="it-IT"/>
+              </w:rPr>
+            </w:pPr>
+            <w:r>
+              <w:rPr>
+                <w:rFonts w:cs="Arial"/>
+                <w:b/>
+                <w:color w:val="EE0000"/>
                 <w:sz w:val="28"/>
                 <w:szCs w:val="28"/>
-              </w:rPr>
-              <w:t xml:space="preserve">Panchaati No. - </w:t>
-            </w:r>
-            <w:r>
-              <w:rPr>
-                <w:rFonts w:cs="Arial"/>
-                <w:b/>
-                <w:color w:val="000000"/>
-                <w:sz w:val="28"/>
-                <w:szCs w:val="28"/>
-              </w:rPr>
-              <w:t>34</w:t>
+                <w:lang w:val="it-IT"/>
+              </w:rPr>
+              <w:t>Panchaati No. - 10</w:t>
             </w:r>
           </w:p>
         </w:tc>
@@ -2058,87 +1990,252 @@
               <w:autoSpaceDN w:val="0"/>
               <w:adjustRightInd w:val="0"/>
               <w:spacing w:before="0" w:line="240" w:lineRule="auto"/>
-              <w:rPr>
-                <w:rFonts w:ascii="BRH Devanagari Extra" w:hAnsi="BRH Devanagari Extra" w:cs="BRH Devanagari Extra"/>
-                <w:color w:val="000000"/>
-                <w:sz w:val="40"/>
-                <w:szCs w:val="40"/>
-              </w:rPr>
-            </w:pPr>
-            <w:r>
-              <w:rPr>
-                <w:rFonts w:ascii="BRH Devanagari Extra" w:hAnsi="BRH Devanagari Extra" w:cs="BRH Devanagari Extra"/>
-                <w:color w:val="000000"/>
-                <w:sz w:val="40"/>
-                <w:szCs w:val="40"/>
-              </w:rPr>
-              <w:t>AluÉ</w:t>
-            </w:r>
-            <w:r>
-              <w:rPr>
-                <w:rFonts w:ascii="BRH Malayalam Extra" w:hAnsi="BRH Malayalam Extra" w:cs="BRH Devanagari Extra"/>
-                <w:color w:val="000000"/>
-                <w:sz w:val="32"/>
-                <w:szCs w:val="40"/>
-              </w:rPr>
-              <w:t>–</w:t>
-            </w:r>
-            <w:r>
-              <w:rPr>
-                <w:rFonts w:ascii="BRH Devanagari Extra" w:hAnsi="BRH Devanagari Extra" w:cs="BRH Devanagari Extra"/>
-                <w:color w:val="000000"/>
-                <w:sz w:val="40"/>
-                <w:szCs w:val="40"/>
-              </w:rPr>
-              <w:t>lrÉæÈ | A</w:t>
-            </w:r>
-            <w:r>
-              <w:rPr>
-                <w:rFonts w:ascii="BRH Malayalam Extra" w:hAnsi="BRH Malayalam Extra" w:cs="BRH Devanagari Extra"/>
-                <w:color w:val="000000"/>
-                <w:sz w:val="32"/>
-                <w:szCs w:val="40"/>
-              </w:rPr>
-              <w:t>–</w:t>
-            </w:r>
-            <w:r>
-              <w:rPr>
-                <w:rFonts w:ascii="BRH Devanagari Extra" w:hAnsi="BRH Devanagari Extra" w:cs="BRH Devanagari Extra"/>
-                <w:color w:val="000000"/>
+              <w:ind w:right="-138"/>
+              <w:rPr>
+                <w:rFonts w:ascii="BRH Devanagari Extra" w:hAnsi="BRH Devanagari Extra" w:cs="BRH Devanagari Extra"/>
+                <w:color w:val="EE0000"/>
+                <w:sz w:val="40"/>
+                <w:szCs w:val="40"/>
+                <w:lang w:val="it-IT"/>
+              </w:rPr>
+            </w:pPr>
+            <w:r>
+              <w:rPr>
+                <w:rFonts w:ascii="BRH Devanagari Extra" w:hAnsi="BRH Devanagari Extra" w:cs="BRH Devanagari Extra"/>
+                <w:color w:val="EE0000"/>
+                <w:sz w:val="40"/>
+                <w:szCs w:val="40"/>
+                <w:lang w:val="it-IT"/>
+              </w:rPr>
+              <w:t>L</w:t>
+            </w:r>
+            <w:r>
+              <w:rPr>
+                <w:rFonts w:ascii="BRH Malayalam Extra" w:hAnsi="BRH Malayalam Extra" w:cs="BRH Devanagari Extra"/>
+                <w:color w:val="EE0000"/>
+                <w:sz w:val="32"/>
+                <w:szCs w:val="40"/>
+                <w:lang w:val="it-IT"/>
+              </w:rPr>
+              <w:t>–</w:t>
+            </w:r>
+            <w:r>
+              <w:rPr>
+                <w:rFonts w:ascii="BRH Devanagari Extra" w:hAnsi="BRH Devanagari Extra" w:cs="BRH Devanagari Extra"/>
+                <w:color w:val="EE0000"/>
+                <w:sz w:val="40"/>
+                <w:szCs w:val="40"/>
+                <w:lang w:val="it-IT"/>
+              </w:rPr>
+              <w:t>lÉ</w:t>
+            </w:r>
+            <w:r>
+              <w:rPr>
+                <w:rFonts w:ascii="BRH Malayalam Extra" w:hAnsi="BRH Malayalam Extra" w:cs="BRH Devanagari Extra"/>
+                <w:color w:val="EE0000"/>
+                <w:sz w:val="32"/>
+                <w:szCs w:val="40"/>
+                <w:lang w:val="it-IT"/>
+              </w:rPr>
+              <w:t>–</w:t>
+            </w:r>
+            <w:r>
+              <w:rPr>
+                <w:rFonts w:ascii="BRH Devanagari Extra" w:hAnsi="BRH Devanagari Extra" w:cs="BRH Devanagari Extra"/>
+                <w:color w:val="EE0000"/>
+                <w:sz w:val="36"/>
+                <w:szCs w:val="40"/>
+                <w:lang w:val="it-IT"/>
+              </w:rPr>
+              <w:t>ò</w:t>
+            </w:r>
+            <w:r>
+              <w:rPr>
+                <w:rFonts w:ascii="BRH Malayalam Extra" w:hAnsi="BRH Malayalam Extra" w:cs="BRH Devanagari Extra"/>
+                <w:color w:val="EE0000"/>
+                <w:sz w:val="32"/>
+                <w:szCs w:val="40"/>
+                <w:lang w:val="it-IT"/>
+              </w:rPr>
+              <w:t>–</w:t>
+            </w:r>
+            <w:r>
+              <w:rPr>
+                <w:rFonts w:ascii="BRH Devanagari Extra" w:hAnsi="BRH Devanagari Extra" w:cs="BRH Devanagari Extra"/>
+                <w:color w:val="EE0000"/>
+                <w:sz w:val="40"/>
+                <w:szCs w:val="40"/>
+                <w:lang w:val="it-IT"/>
+              </w:rPr>
+              <w:t xml:space="preserve"> xiÉ×</w:t>
+            </w:r>
+            <w:r>
+              <w:rPr>
+                <w:rFonts w:ascii="BRH Malayalam Extra" w:hAnsi="BRH Malayalam Extra" w:cs="BRH Devanagari Extra"/>
+                <w:color w:val="EE0000"/>
+                <w:sz w:val="32"/>
+                <w:szCs w:val="40"/>
+                <w:lang w:val="it-IT"/>
+              </w:rPr>
+              <w:t>–</w:t>
+            </w:r>
+            <w:r>
+              <w:rPr>
+                <w:rFonts w:ascii="BRH Devanagari Extra" w:hAnsi="BRH Devanagari Extra" w:cs="BRH Devanagari Extra"/>
+                <w:color w:val="EE0000"/>
+                <w:sz w:val="40"/>
+                <w:szCs w:val="40"/>
+                <w:lang w:val="it-IT"/>
+              </w:rPr>
+              <w:t>hÉÑ</w:t>
+            </w:r>
+            <w:r>
+              <w:rPr>
+                <w:rFonts w:ascii="BRH Malayalam Extra" w:hAnsi="BRH Malayalam Extra" w:cs="BRH Devanagari Extra"/>
+                <w:color w:val="EE0000"/>
+                <w:sz w:val="32"/>
+                <w:szCs w:val="40"/>
+                <w:lang w:val="it-IT"/>
+              </w:rPr>
+              <w:t>–</w:t>
+            </w:r>
+            <w:r>
+              <w:rPr>
+                <w:rFonts w:ascii="BRH Devanagari Extra" w:hAnsi="BRH Devanagari Extra" w:cs="BRH Devanagari Extra"/>
+                <w:color w:val="EE0000"/>
+                <w:sz w:val="40"/>
+                <w:szCs w:val="40"/>
+                <w:lang w:val="it-IT"/>
+              </w:rPr>
+              <w:t>iÉå</w:t>
+            </w:r>
+            <w:r>
+              <w:rPr>
+                <w:rFonts w:ascii="BRH Malayalam Extra" w:hAnsi="BRH Malayalam Extra" w:cs="BRH Devanagari Extra"/>
+                <w:color w:val="EE0000"/>
+                <w:sz w:val="32"/>
+                <w:szCs w:val="40"/>
+                <w:lang w:val="it-IT"/>
+              </w:rPr>
+              <w:t>–</w:t>
+            </w:r>
+            <w:r>
+              <w:rPr>
+                <w:rFonts w:ascii="BRH Devanagari Extra" w:hAnsi="BRH Devanagari Extra" w:cs="BRH Devanagari Extra"/>
+                <w:color w:val="EE0000"/>
+                <w:sz w:val="40"/>
+                <w:szCs w:val="40"/>
+                <w:lang w:val="it-IT"/>
+              </w:rPr>
+              <w:t xml:space="preserve"> | </w:t>
+            </w:r>
+          </w:p>
+          <w:p>
+            <w:pPr>
+              <w:widowControl w:val="0"/>
+              <w:autoSpaceDE w:val="0"/>
+              <w:autoSpaceDN w:val="0"/>
+              <w:adjustRightInd w:val="0"/>
+              <w:spacing w:before="0" w:line="240" w:lineRule="auto"/>
+              <w:ind w:right="-138"/>
+              <w:rPr>
+                <w:rFonts w:ascii="BRH Malayalam Extra" w:eastAsia="Times New Roman" w:hAnsi="BRH Malayalam Extra" w:cs="BRH Malayalam Extra"/>
+                <w:color w:val="EE0000"/>
+                <w:sz w:val="40"/>
+                <w:szCs w:val="40"/>
+                <w:lang w:val="it-IT" w:eastAsia="en-IN" w:bidi="ml-IN"/>
+              </w:rPr>
+            </w:pPr>
+            <w:r>
+              <w:rPr>
+                <w:rFonts w:ascii="BRH Devanagari Extra" w:hAnsi="BRH Devanagari Extra" w:cs="BRH Devanagari Extra"/>
+                <w:color w:val="EE0000"/>
+                <w:sz w:val="40"/>
+                <w:szCs w:val="40"/>
+                <w:lang w:val="it-IT"/>
+              </w:rPr>
+              <w:t>xiÉ×</w:t>
+            </w:r>
+            <w:r>
+              <w:rPr>
+                <w:rFonts w:ascii="BRH Malayalam Extra" w:hAnsi="BRH Malayalam Extra" w:cs="BRH Devanagari Extra"/>
+                <w:color w:val="EE0000"/>
+                <w:sz w:val="32"/>
+                <w:szCs w:val="40"/>
+                <w:lang w:val="it-IT"/>
+              </w:rPr>
+              <w:t>–</w:t>
+            </w:r>
+            <w:r>
+              <w:rPr>
+                <w:rFonts w:ascii="BRH Devanagari Extra" w:hAnsi="BRH Devanagari Extra" w:cs="BRH Devanagari Extra"/>
+                <w:color w:val="EE0000"/>
+                <w:sz w:val="40"/>
+                <w:szCs w:val="40"/>
+                <w:lang w:val="it-IT"/>
+              </w:rPr>
+              <w:t>hÉÑ</w:t>
+            </w:r>
+            <w:r>
+              <w:rPr>
+                <w:rFonts w:ascii="BRH Malayalam Extra" w:hAnsi="BRH Malayalam Extra" w:cs="BRH Devanagari Extra"/>
+                <w:color w:val="EE0000"/>
+                <w:sz w:val="32"/>
+                <w:szCs w:val="40"/>
+                <w:lang w:val="it-IT"/>
+              </w:rPr>
+              <w:t>–</w:t>
+            </w:r>
+            <w:r>
+              <w:rPr>
+                <w:rFonts w:ascii="BRH Devanagari Extra" w:hAnsi="BRH Devanagari Extra" w:cs="BRH Devanagari Extra"/>
+                <w:color w:val="EE0000"/>
+                <w:sz w:val="40"/>
+                <w:szCs w:val="40"/>
+                <w:lang w:val="it-IT"/>
+              </w:rPr>
+              <w:t>iÉ</w:t>
+            </w:r>
+            <w:r>
+              <w:rPr>
+                <w:rFonts w:ascii="BRH Malayalam Extra" w:hAnsi="BRH Malayalam Extra" w:cs="BRH Devanagari Extra"/>
+                <w:color w:val="EE0000"/>
+                <w:sz w:val="32"/>
+                <w:szCs w:val="40"/>
+                <w:lang w:val="it-IT"/>
+              </w:rPr>
+              <w:t>–</w:t>
+            </w:r>
+            <w:r>
+              <w:rPr>
+                <w:rFonts w:ascii="BRH Devanagari Extra" w:hAnsi="BRH Devanagari Extra" w:cs="BRH Devanagari Extra"/>
+                <w:color w:val="EE0000"/>
+                <w:sz w:val="40"/>
+                <w:szCs w:val="40"/>
+                <w:lang w:val="it-IT"/>
+              </w:rPr>
+              <w:t xml:space="preserve"> CÌiÉþ </w:t>
+            </w:r>
+            <w:r>
+              <w:rPr>
+                <w:rFonts w:ascii="BRH Devanagari Extra" w:hAnsi="BRH Devanagari Extra" w:cs="BRH Devanagari Extra"/>
+                <w:color w:val="EE0000"/>
                 <w:sz w:val="40"/>
                 <w:szCs w:val="40"/>
                 <w:highlight w:val="yellow"/>
-              </w:rPr>
-              <w:t>luÉ</w:t>
-            </w:r>
-            <w:r>
-              <w:rPr>
-                <w:rFonts w:ascii="BRH Malayalam Extra" w:hAnsi="BRH Malayalam Extra" w:cs="BRH Devanagari Extra"/>
-                <w:color w:val="000000"/>
-                <w:sz w:val="32"/>
-                <w:szCs w:val="40"/>
-                <w:highlight w:val="yellow"/>
-              </w:rPr>
-              <w:t>–</w:t>
-            </w:r>
-            <w:r>
-              <w:rPr>
-                <w:rFonts w:ascii="BRH Devanagari Extra" w:hAnsi="BRH Devanagari Extra" w:cs="BRH Devanagari Extra"/>
-                <w:color w:val="000000"/>
-                <w:sz w:val="40"/>
-                <w:szCs w:val="40"/>
-                <w:highlight w:val="yellow"/>
-              </w:rPr>
-              <w:t>lrÉæUç</w:t>
-            </w:r>
-            <w:r>
-              <w:rPr>
-                <w:rFonts w:ascii="BRH Devanagari Extra" w:hAnsi="BRH Devanagari Extra" w:cs="BRH Devanagari Extra"/>
-                <w:color w:val="000000"/>
-                <w:sz w:val="40"/>
-                <w:szCs w:val="40"/>
-              </w:rPr>
-              <w:t xml:space="preserve"> qÉþl§ÉrÉiÉå |</w:t>
+                <w:lang w:val="it-IT"/>
+              </w:rPr>
+              <w:t>xiÉ</w:t>
+            </w:r>
+            <w:r>
+              <w:rPr>
+                <w:rFonts w:ascii="BRH Devanagari Extra" w:hAnsi="BRH Devanagari Extra" w:cs="BRH Devanagari Extra"/>
+                <w:color w:val="EE0000"/>
+                <w:sz w:val="40"/>
+                <w:szCs w:val="40"/>
+                <w:lang w:val="it-IT"/>
+              </w:rPr>
+              <w:t>hÉÑiÉå ||</w:t>
             </w:r>
           </w:p>
         </w:tc>
@@ -2153,78 +2250,251 @@
               <w:autoSpaceDN w:val="0"/>
               <w:adjustRightInd w:val="0"/>
               <w:spacing w:before="0" w:line="240" w:lineRule="auto"/>
-              <w:rPr>
-                <w:rFonts w:ascii="BRH Devanagari Extra" w:hAnsi="BRH Devanagari Extra" w:cs="BRH Devanagari Extra"/>
-                <w:color w:val="000000"/>
-                <w:sz w:val="40"/>
-                <w:szCs w:val="40"/>
-              </w:rPr>
-            </w:pPr>
-            <w:r>
-              <w:rPr>
-                <w:rFonts w:ascii="BRH Devanagari Extra" w:hAnsi="BRH Devanagari Extra" w:cs="BRH Devanagari Extra"/>
-                <w:color w:val="000000"/>
-                <w:sz w:val="40"/>
-                <w:szCs w:val="40"/>
-              </w:rPr>
-              <w:t>AluÉ</w:t>
-            </w:r>
-            <w:r>
-              <w:rPr>
-                <w:rFonts w:ascii="BRH Malayalam Extra" w:hAnsi="BRH Malayalam Extra" w:cs="BRH Devanagari Extra"/>
-                <w:color w:val="000000"/>
-                <w:sz w:val="32"/>
-                <w:szCs w:val="40"/>
-              </w:rPr>
-              <w:t>–</w:t>
-            </w:r>
-            <w:r>
-              <w:rPr>
-                <w:rFonts w:ascii="BRH Devanagari Extra" w:hAnsi="BRH Devanagari Extra" w:cs="BRH Devanagari Extra"/>
-                <w:color w:val="000000"/>
-                <w:sz w:val="40"/>
-                <w:szCs w:val="40"/>
-              </w:rPr>
-              <w:t xml:space="preserve">lrÉæÈ | </w:t>
-            </w:r>
-            <w:r>
-              <w:rPr>
-                <w:rFonts w:ascii="BRH Devanagari Extra" w:hAnsi="BRH Devanagari Extra" w:cs="BRH Devanagari Extra"/>
-                <w:color w:val="000000"/>
+              <w:ind w:right="-138"/>
+              <w:rPr>
+                <w:rFonts w:ascii="BRH Devanagari Extra" w:hAnsi="BRH Devanagari Extra" w:cs="BRH Devanagari Extra"/>
+                <w:color w:val="EE0000"/>
+                <w:sz w:val="40"/>
+                <w:szCs w:val="40"/>
+                <w:lang w:val="it-IT"/>
+              </w:rPr>
+            </w:pPr>
+            <w:r>
+              <w:rPr>
+                <w:rFonts w:ascii="BRH Devanagari Extra" w:hAnsi="BRH Devanagari Extra" w:cs="BRH Devanagari Extra"/>
+                <w:color w:val="EE0000"/>
+                <w:sz w:val="40"/>
+                <w:szCs w:val="40"/>
+                <w:lang w:val="it-IT"/>
+              </w:rPr>
+              <w:t>L</w:t>
+            </w:r>
+            <w:r>
+              <w:rPr>
+                <w:rFonts w:ascii="BRH Malayalam Extra" w:hAnsi="BRH Malayalam Extra" w:cs="BRH Devanagari Extra"/>
+                <w:color w:val="EE0000"/>
+                <w:sz w:val="32"/>
+                <w:szCs w:val="40"/>
+                <w:lang w:val="it-IT"/>
+              </w:rPr>
+              <w:t>–</w:t>
+            </w:r>
+            <w:r>
+              <w:rPr>
+                <w:rFonts w:ascii="BRH Devanagari Extra" w:hAnsi="BRH Devanagari Extra" w:cs="BRH Devanagari Extra"/>
+                <w:color w:val="EE0000"/>
+                <w:sz w:val="40"/>
+                <w:szCs w:val="40"/>
+                <w:lang w:val="it-IT"/>
+              </w:rPr>
+              <w:t>lÉ</w:t>
+            </w:r>
+            <w:r>
+              <w:rPr>
+                <w:rFonts w:ascii="BRH Malayalam Extra" w:hAnsi="BRH Malayalam Extra" w:cs="BRH Devanagari Extra"/>
+                <w:color w:val="EE0000"/>
+                <w:sz w:val="32"/>
+                <w:szCs w:val="40"/>
+                <w:lang w:val="it-IT"/>
+              </w:rPr>
+              <w:t>–</w:t>
+            </w:r>
+            <w:r>
+              <w:rPr>
+                <w:rFonts w:ascii="BRH Devanagari Extra" w:hAnsi="BRH Devanagari Extra" w:cs="BRH Devanagari Extra"/>
+                <w:color w:val="EE0000"/>
+                <w:sz w:val="36"/>
+                <w:szCs w:val="40"/>
+                <w:lang w:val="it-IT"/>
+              </w:rPr>
+              <w:t>ò</w:t>
+            </w:r>
+            <w:r>
+              <w:rPr>
+                <w:rFonts w:ascii="BRH Malayalam Extra" w:hAnsi="BRH Malayalam Extra" w:cs="BRH Devanagari Extra"/>
+                <w:color w:val="EE0000"/>
+                <w:sz w:val="32"/>
+                <w:szCs w:val="40"/>
+                <w:lang w:val="it-IT"/>
+              </w:rPr>
+              <w:t>–</w:t>
+            </w:r>
+            <w:r>
+              <w:rPr>
+                <w:rFonts w:ascii="BRH Devanagari Extra" w:hAnsi="BRH Devanagari Extra" w:cs="BRH Devanagari Extra"/>
+                <w:color w:val="EE0000"/>
+                <w:sz w:val="40"/>
+                <w:szCs w:val="40"/>
+                <w:lang w:val="it-IT"/>
+              </w:rPr>
+              <w:t xml:space="preserve"> xiÉ×</w:t>
+            </w:r>
+            <w:r>
+              <w:rPr>
+                <w:rFonts w:ascii="BRH Malayalam Extra" w:hAnsi="BRH Malayalam Extra" w:cs="BRH Devanagari Extra"/>
+                <w:color w:val="EE0000"/>
+                <w:sz w:val="32"/>
+                <w:szCs w:val="40"/>
+                <w:lang w:val="it-IT"/>
+              </w:rPr>
+              <w:t>–</w:t>
+            </w:r>
+            <w:r>
+              <w:rPr>
+                <w:rFonts w:ascii="BRH Devanagari Extra" w:hAnsi="BRH Devanagari Extra" w:cs="BRH Devanagari Extra"/>
+                <w:color w:val="EE0000"/>
+                <w:sz w:val="40"/>
+                <w:szCs w:val="40"/>
+                <w:lang w:val="it-IT"/>
+              </w:rPr>
+              <w:t>hÉÑ</w:t>
+            </w:r>
+            <w:r>
+              <w:rPr>
+                <w:rFonts w:ascii="BRH Malayalam Extra" w:hAnsi="BRH Malayalam Extra" w:cs="BRH Devanagari Extra"/>
+                <w:color w:val="EE0000"/>
+                <w:sz w:val="32"/>
+                <w:szCs w:val="40"/>
+                <w:lang w:val="it-IT"/>
+              </w:rPr>
+              <w:t>–</w:t>
+            </w:r>
+            <w:r>
+              <w:rPr>
+                <w:rFonts w:ascii="BRH Devanagari Extra" w:hAnsi="BRH Devanagari Extra" w:cs="BRH Devanagari Extra"/>
+                <w:color w:val="EE0000"/>
+                <w:sz w:val="40"/>
+                <w:szCs w:val="40"/>
+                <w:lang w:val="it-IT"/>
+              </w:rPr>
+              <w:t>iÉå</w:t>
+            </w:r>
+            <w:r>
+              <w:rPr>
+                <w:rFonts w:ascii="BRH Malayalam Extra" w:hAnsi="BRH Malayalam Extra" w:cs="BRH Devanagari Extra"/>
+                <w:color w:val="EE0000"/>
+                <w:sz w:val="32"/>
+                <w:szCs w:val="40"/>
+                <w:lang w:val="it-IT"/>
+              </w:rPr>
+              <w:t>–</w:t>
+            </w:r>
+            <w:r>
+              <w:rPr>
+                <w:rFonts w:ascii="BRH Devanagari Extra" w:hAnsi="BRH Devanagari Extra" w:cs="BRH Devanagari Extra"/>
+                <w:color w:val="EE0000"/>
+                <w:sz w:val="40"/>
+                <w:szCs w:val="40"/>
+                <w:lang w:val="it-IT"/>
+              </w:rPr>
+              <w:t xml:space="preserve"> | </w:t>
+            </w:r>
+          </w:p>
+          <w:p>
+            <w:pPr>
+              <w:widowControl w:val="0"/>
+              <w:autoSpaceDE w:val="0"/>
+              <w:autoSpaceDN w:val="0"/>
+              <w:adjustRightInd w:val="0"/>
+              <w:spacing w:before="0" w:line="240" w:lineRule="auto"/>
+              <w:rPr>
+                <w:rFonts w:ascii="BRH Malayalam Extra" w:eastAsia="Times New Roman" w:hAnsi="BRH Malayalam Extra" w:cs="BRH Malayalam Extra"/>
+                <w:color w:val="EE0000"/>
+                <w:sz w:val="40"/>
+                <w:szCs w:val="40"/>
+                <w:lang w:val="it-IT" w:eastAsia="en-IN" w:bidi="ml-IN"/>
+              </w:rPr>
+            </w:pPr>
+            <w:r>
+              <w:rPr>
+                <w:rFonts w:ascii="BRH Devanagari Extra" w:hAnsi="BRH Devanagari Extra" w:cs="BRH Devanagari Extra"/>
+                <w:color w:val="EE0000"/>
+                <w:sz w:val="40"/>
+                <w:szCs w:val="40"/>
+                <w:lang w:val="it-IT"/>
+              </w:rPr>
+              <w:t>xiÉ×</w:t>
+            </w:r>
+            <w:r>
+              <w:rPr>
+                <w:rFonts w:ascii="BRH Malayalam Extra" w:hAnsi="BRH Malayalam Extra" w:cs="BRH Devanagari Extra"/>
+                <w:color w:val="EE0000"/>
+                <w:sz w:val="32"/>
+                <w:szCs w:val="40"/>
+                <w:lang w:val="it-IT"/>
+              </w:rPr>
+              <w:t>–</w:t>
+            </w:r>
+            <w:r>
+              <w:rPr>
+                <w:rFonts w:ascii="BRH Devanagari Extra" w:hAnsi="BRH Devanagari Extra" w:cs="BRH Devanagari Extra"/>
+                <w:color w:val="EE0000"/>
+                <w:sz w:val="40"/>
+                <w:szCs w:val="40"/>
+                <w:lang w:val="it-IT"/>
+              </w:rPr>
+              <w:t>hÉÑ</w:t>
+            </w:r>
+            <w:r>
+              <w:rPr>
+                <w:rFonts w:ascii="BRH Malayalam Extra" w:hAnsi="BRH Malayalam Extra" w:cs="BRH Devanagari Extra"/>
+                <w:color w:val="EE0000"/>
+                <w:sz w:val="32"/>
+                <w:szCs w:val="40"/>
+                <w:lang w:val="it-IT"/>
+              </w:rPr>
+              <w:t>–</w:t>
+            </w:r>
+            <w:r>
+              <w:rPr>
+                <w:rFonts w:ascii="BRH Devanagari Extra" w:hAnsi="BRH Devanagari Extra" w:cs="BRH Devanagari Extra"/>
+                <w:color w:val="EE0000"/>
+                <w:sz w:val="40"/>
+                <w:szCs w:val="40"/>
+                <w:lang w:val="it-IT"/>
+              </w:rPr>
+              <w:t>iÉ</w:t>
+            </w:r>
+            <w:r>
+              <w:rPr>
+                <w:rFonts w:ascii="BRH Malayalam Extra" w:hAnsi="BRH Malayalam Extra" w:cs="BRH Devanagari Extra"/>
+                <w:color w:val="EE0000"/>
+                <w:sz w:val="32"/>
+                <w:szCs w:val="40"/>
+                <w:lang w:val="it-IT"/>
+              </w:rPr>
+              <w:t>–</w:t>
+            </w:r>
+            <w:r>
+              <w:rPr>
+                <w:rFonts w:ascii="BRH Devanagari Extra" w:hAnsi="BRH Devanagari Extra" w:cs="BRH Devanagari Extra"/>
+                <w:color w:val="EE0000"/>
+                <w:sz w:val="40"/>
+                <w:szCs w:val="40"/>
+                <w:lang w:val="it-IT"/>
+              </w:rPr>
+              <w:t xml:space="preserve"> CÌiÉþ x</w:t>
+            </w:r>
+            <w:r>
+              <w:rPr>
+                <w:rFonts w:ascii="BRH Devanagari Extra" w:hAnsi="BRH Devanagari Extra" w:cs="BRH Devanagari Extra"/>
+                <w:color w:val="EE0000"/>
                 <w:sz w:val="40"/>
                 <w:szCs w:val="40"/>
                 <w:highlight w:val="green"/>
-              </w:rPr>
-              <w:t>A</w:t>
-            </w:r>
-            <w:r>
-              <w:rPr>
-                <w:rFonts w:ascii="BRH Malayalam Extra" w:hAnsi="BRH Malayalam Extra" w:cs="BRH Devanagari Extra"/>
-                <w:color w:val="000000"/>
-                <w:sz w:val="32"/>
-                <w:szCs w:val="40"/>
-                <w:highlight w:val="green"/>
-              </w:rPr>
-              <w:t>–</w:t>
-            </w:r>
-            <w:r>
-              <w:rPr>
-                <w:rFonts w:ascii="BRH Devanagari Extra" w:hAnsi="BRH Devanagari Extra" w:cs="BRH Devanagari Extra"/>
-                <w:color w:val="000000"/>
-                <w:sz w:val="40"/>
-                <w:szCs w:val="40"/>
-                <w:highlight w:val="green"/>
-              </w:rPr>
-              <w:t>lrÉæU</w:t>
-            </w:r>
-            <w:r>
-              <w:rPr>
-                <w:rFonts w:ascii="BRH Devanagari Extra" w:hAnsi="BRH Devanagari Extra" w:cs="BRH Devanagari Extra"/>
-                <w:color w:val="000000"/>
-                <w:sz w:val="40"/>
-                <w:szCs w:val="40"/>
-              </w:rPr>
-              <w:t>ç qÉþl§ÉrÉiÉå |</w:t>
+                <w:lang w:val="it-IT"/>
+              </w:rPr>
+              <w:t>iÉ×</w:t>
+            </w:r>
+            <w:r>
+              <w:rPr>
+                <w:rFonts w:ascii="BRH Devanagari Extra" w:hAnsi="BRH Devanagari Extra" w:cs="BRH Devanagari Extra"/>
+                <w:color w:val="EE0000"/>
+                <w:sz w:val="40"/>
+                <w:szCs w:val="40"/>
+                <w:lang w:val="it-IT"/>
+              </w:rPr>
+              <w:t>hÉÑiÉå ||</w:t>
             </w:r>
           </w:p>
         </w:tc>
@@ -2264,6 +2534,360 @@
                 <w:sz w:val="28"/>
                 <w:szCs w:val="28"/>
               </w:rPr>
+              <w:t>T.S.5.1.</w:t>
+            </w:r>
+            <w:r>
+              <w:rPr>
+                <w:rFonts w:cs="Arial"/>
+                <w:b/>
+                <w:color w:val="000000"/>
+                <w:sz w:val="28"/>
+                <w:szCs w:val="28"/>
+              </w:rPr>
+              <w:t>6</w:t>
+            </w:r>
+            <w:r>
+              <w:rPr>
+                <w:rFonts w:cs="Arial"/>
+                <w:b/>
+                <w:color w:val="000000"/>
+                <w:sz w:val="28"/>
+                <w:szCs w:val="28"/>
+              </w:rPr>
+              <w:t>.</w:t>
+            </w:r>
+            <w:r>
+              <w:rPr>
+                <w:rFonts w:cs="Arial"/>
+                <w:b/>
+                <w:color w:val="000000"/>
+                <w:sz w:val="28"/>
+                <w:szCs w:val="28"/>
+              </w:rPr>
+              <w:t>4</w:t>
+            </w:r>
+            <w:r>
+              <w:rPr>
+                <w:rFonts w:cs="Arial"/>
+                <w:b/>
+                <w:color w:val="000000"/>
+                <w:sz w:val="28"/>
+                <w:szCs w:val="28"/>
+              </w:rPr>
+              <w:t xml:space="preserve"> – Kramam</w:t>
+            </w:r>
+          </w:p>
+          <w:p>
+            <w:pPr>
+              <w:widowControl w:val="0"/>
+              <w:tabs>
+                <w:tab w:val="left" w:pos="993"/>
+              </w:tabs>
+              <w:autoSpaceDE w:val="0"/>
+              <w:autoSpaceDN w:val="0"/>
+              <w:adjustRightInd w:val="0"/>
+              <w:spacing w:before="0" w:line="252" w:lineRule="auto"/>
+              <w:ind w:right="297"/>
+              <w:rPr>
+                <w:rFonts w:cstheme="minorBidi"/>
+                <w:b/>
+                <w:color w:val="000000"/>
+                <w:sz w:val="28"/>
+                <w:szCs w:val="28"/>
+                <w:lang w:val="en-IN" w:bidi="ta-IN"/>
+              </w:rPr>
+            </w:pPr>
+            <w:r>
+              <w:rPr>
+                <w:rFonts w:cs="Arial"/>
+                <w:b/>
+                <w:color w:val="000000"/>
+                <w:sz w:val="28"/>
+                <w:szCs w:val="28"/>
+              </w:rPr>
+              <w:t xml:space="preserve">Krama Vaakyam No.– </w:t>
+            </w:r>
+            <w:r>
+              <w:rPr>
+                <w:rFonts w:cs="Arial"/>
+                <w:b/>
+                <w:color w:val="000000"/>
+                <w:sz w:val="28"/>
+                <w:szCs w:val="28"/>
+              </w:rPr>
+              <w:t>1</w:t>
+            </w:r>
+            <w:r>
+              <w:rPr>
+                <w:rFonts w:cs="Arial"/>
+                <w:b/>
+                <w:color w:val="000000"/>
+                <w:sz w:val="28"/>
+                <w:szCs w:val="28"/>
+                <w:lang w:val="en-IN"/>
+              </w:rPr>
+              <w:t>1</w:t>
+            </w:r>
+          </w:p>
+          <w:p>
+            <w:pPr>
+              <w:widowControl w:val="0"/>
+              <w:tabs>
+                <w:tab w:val="left" w:pos="993"/>
+              </w:tabs>
+              <w:autoSpaceDE w:val="0"/>
+              <w:autoSpaceDN w:val="0"/>
+              <w:adjustRightInd w:val="0"/>
+              <w:spacing w:before="0" w:line="252" w:lineRule="auto"/>
+              <w:ind w:right="297"/>
+              <w:rPr>
+                <w:rFonts w:cs="Arial"/>
+                <w:b/>
+                <w:color w:val="000000"/>
+                <w:sz w:val="28"/>
+                <w:szCs w:val="28"/>
+              </w:rPr>
+            </w:pPr>
+            <w:r>
+              <w:rPr>
+                <w:rFonts w:cs="Arial"/>
+                <w:b/>
+                <w:color w:val="000000"/>
+                <w:sz w:val="28"/>
+                <w:szCs w:val="28"/>
+              </w:rPr>
+              <w:t xml:space="preserve">Panchaati No. - </w:t>
+            </w:r>
+            <w:r>
+              <w:rPr>
+                <w:rFonts w:cs="Arial"/>
+                <w:b/>
+                <w:color w:val="000000"/>
+                <w:sz w:val="28"/>
+                <w:szCs w:val="28"/>
+              </w:rPr>
+              <w:t>34</w:t>
+            </w:r>
+          </w:p>
+        </w:tc>
+        <w:tc>
+          <w:tcPr>
+            <w:tcW w:w="5103" w:type="dxa"/>
+          </w:tcPr>
+          <w:p>
+            <w:pPr>
+              <w:widowControl w:val="0"/>
+              <w:autoSpaceDE w:val="0"/>
+              <w:autoSpaceDN w:val="0"/>
+              <w:adjustRightInd w:val="0"/>
+              <w:spacing w:before="0" w:line="240" w:lineRule="auto"/>
+              <w:rPr>
+                <w:rFonts w:ascii="BRH Devanagari Extra" w:hAnsi="BRH Devanagari Extra" w:cs="BRH Devanagari Extra"/>
+                <w:color w:val="000000"/>
+                <w:sz w:val="40"/>
+                <w:szCs w:val="40"/>
+              </w:rPr>
+            </w:pPr>
+            <w:r>
+              <w:rPr>
+                <w:rFonts w:ascii="BRH Devanagari Extra" w:hAnsi="BRH Devanagari Extra" w:cs="BRH Devanagari Extra"/>
+                <w:color w:val="000000"/>
+                <w:sz w:val="40"/>
+                <w:szCs w:val="40"/>
+              </w:rPr>
+              <w:t>AluÉ</w:t>
+            </w:r>
+            <w:r>
+              <w:rPr>
+                <w:rFonts w:ascii="BRH Malayalam Extra" w:hAnsi="BRH Malayalam Extra" w:cs="BRH Devanagari Extra"/>
+                <w:color w:val="000000"/>
+                <w:sz w:val="32"/>
+                <w:szCs w:val="40"/>
+              </w:rPr>
+              <w:t>–</w:t>
+            </w:r>
+            <w:r>
+              <w:rPr>
+                <w:rFonts w:ascii="BRH Devanagari Extra" w:hAnsi="BRH Devanagari Extra" w:cs="BRH Devanagari Extra"/>
+                <w:color w:val="000000"/>
+                <w:sz w:val="40"/>
+                <w:szCs w:val="40"/>
+              </w:rPr>
+              <w:t>lrÉæÈ | A</w:t>
+            </w:r>
+            <w:r>
+              <w:rPr>
+                <w:rFonts w:ascii="BRH Malayalam Extra" w:hAnsi="BRH Malayalam Extra" w:cs="BRH Devanagari Extra"/>
+                <w:color w:val="000000"/>
+                <w:sz w:val="32"/>
+                <w:szCs w:val="40"/>
+              </w:rPr>
+              <w:t>–</w:t>
+            </w:r>
+            <w:r>
+              <w:rPr>
+                <w:rFonts w:ascii="BRH Devanagari Extra" w:hAnsi="BRH Devanagari Extra" w:cs="BRH Devanagari Extra"/>
+                <w:color w:val="000000"/>
+                <w:sz w:val="40"/>
+                <w:szCs w:val="40"/>
+                <w:highlight w:val="yellow"/>
+              </w:rPr>
+              <w:t>luÉ</w:t>
+            </w:r>
+            <w:r>
+              <w:rPr>
+                <w:rFonts w:ascii="BRH Malayalam Extra" w:hAnsi="BRH Malayalam Extra" w:cs="BRH Devanagari Extra"/>
+                <w:color w:val="000000"/>
+                <w:sz w:val="32"/>
+                <w:szCs w:val="40"/>
+                <w:highlight w:val="yellow"/>
+              </w:rPr>
+              <w:t>–</w:t>
+            </w:r>
+            <w:r>
+              <w:rPr>
+                <w:rFonts w:ascii="BRH Devanagari Extra" w:hAnsi="BRH Devanagari Extra" w:cs="BRH Devanagari Extra"/>
+                <w:color w:val="000000"/>
+                <w:sz w:val="40"/>
+                <w:szCs w:val="40"/>
+                <w:highlight w:val="yellow"/>
+              </w:rPr>
+              <w:t>lrÉæUç</w:t>
+            </w:r>
+            <w:r>
+              <w:rPr>
+                <w:rFonts w:ascii="BRH Devanagari Extra" w:hAnsi="BRH Devanagari Extra" w:cs="BRH Devanagari Extra"/>
+                <w:color w:val="000000"/>
+                <w:sz w:val="40"/>
+                <w:szCs w:val="40"/>
+              </w:rPr>
+              <w:t xml:space="preserve"> qÉþl§ÉrÉiÉå |</w:t>
+            </w:r>
+          </w:p>
+        </w:tc>
+        <w:tc>
+          <w:tcPr>
+            <w:tcW w:w="5386" w:type="dxa"/>
+          </w:tcPr>
+          <w:p>
+            <w:pPr>
+              <w:widowControl w:val="0"/>
+              <w:autoSpaceDE w:val="0"/>
+              <w:autoSpaceDN w:val="0"/>
+              <w:adjustRightInd w:val="0"/>
+              <w:spacing w:before="0" w:line="240" w:lineRule="auto"/>
+              <w:rPr>
+                <w:rFonts w:ascii="BRH Devanagari Extra" w:hAnsi="BRH Devanagari Extra" w:cs="BRH Devanagari Extra"/>
+                <w:color w:val="000000"/>
+                <w:sz w:val="40"/>
+                <w:szCs w:val="40"/>
+              </w:rPr>
+            </w:pPr>
+            <w:r>
+              <w:rPr>
+                <w:rFonts w:ascii="BRH Devanagari Extra" w:hAnsi="BRH Devanagari Extra" w:cs="BRH Devanagari Extra"/>
+                <w:color w:val="000000"/>
+                <w:sz w:val="40"/>
+                <w:szCs w:val="40"/>
+              </w:rPr>
+              <w:t>AluÉ</w:t>
+            </w:r>
+            <w:r>
+              <w:rPr>
+                <w:rFonts w:ascii="BRH Malayalam Extra" w:hAnsi="BRH Malayalam Extra" w:cs="BRH Devanagari Extra"/>
+                <w:color w:val="000000"/>
+                <w:sz w:val="32"/>
+                <w:szCs w:val="40"/>
+              </w:rPr>
+              <w:t>–</w:t>
+            </w:r>
+            <w:r>
+              <w:rPr>
+                <w:rFonts w:ascii="BRH Devanagari Extra" w:hAnsi="BRH Devanagari Extra" w:cs="BRH Devanagari Extra"/>
+                <w:color w:val="000000"/>
+                <w:sz w:val="40"/>
+                <w:szCs w:val="40"/>
+              </w:rPr>
+              <w:t xml:space="preserve">lrÉæÈ | </w:t>
+            </w:r>
+            <w:r>
+              <w:rPr>
+                <w:rFonts w:ascii="BRH Devanagari Extra" w:hAnsi="BRH Devanagari Extra" w:cs="BRH Devanagari Extra"/>
+                <w:color w:val="000000"/>
+                <w:sz w:val="40"/>
+                <w:szCs w:val="40"/>
+                <w:highlight w:val="green"/>
+              </w:rPr>
+              <w:t>A</w:t>
+            </w:r>
+            <w:r>
+              <w:rPr>
+                <w:rFonts w:ascii="BRH Malayalam Extra" w:hAnsi="BRH Malayalam Extra" w:cs="BRH Devanagari Extra"/>
+                <w:color w:val="000000"/>
+                <w:sz w:val="32"/>
+                <w:szCs w:val="40"/>
+                <w:highlight w:val="green"/>
+              </w:rPr>
+              <w:t>–</w:t>
+            </w:r>
+            <w:r>
+              <w:rPr>
+                <w:rFonts w:ascii="BRH Devanagari Extra" w:hAnsi="BRH Devanagari Extra" w:cs="BRH Devanagari Extra"/>
+                <w:color w:val="000000"/>
+                <w:sz w:val="40"/>
+                <w:szCs w:val="40"/>
+                <w:highlight w:val="green"/>
+              </w:rPr>
+              <w:t>lrÉæU</w:t>
+            </w:r>
+            <w:r>
+              <w:rPr>
+                <w:rFonts w:ascii="BRH Devanagari Extra" w:hAnsi="BRH Devanagari Extra" w:cs="BRH Devanagari Extra"/>
+                <w:color w:val="000000"/>
+                <w:sz w:val="40"/>
+                <w:szCs w:val="40"/>
+              </w:rPr>
+              <w:t>ç qÉþl§ÉrÉiÉå |</w:t>
+            </w:r>
+          </w:p>
+        </w:tc>
+      </w:tr>
+      <w:tr>
+        <w:trPr>
+          <w:trHeight w:val="962"/>
+        </w:trPr>
+        <w:tc>
+          <w:tcPr>
+            <w:tcW w:w="3906" w:type="dxa"/>
+          </w:tcPr>
+          <w:p>
+            <w:pPr>
+              <w:widowControl w:val="0"/>
+              <w:tabs>
+                <w:tab w:val="left" w:pos="993"/>
+              </w:tabs>
+              <w:autoSpaceDE w:val="0"/>
+              <w:autoSpaceDN w:val="0"/>
+              <w:adjustRightInd w:val="0"/>
+              <w:spacing w:before="0" w:line="252" w:lineRule="auto"/>
+              <w:ind w:right="297"/>
+              <w:rPr>
+                <w:rFonts w:cs="Arial"/>
+                <w:b/>
+                <w:color w:val="000000"/>
+                <w:sz w:val="28"/>
+                <w:szCs w:val="28"/>
+              </w:rPr>
+            </w:pPr>
+            <w:r>
+              <w:rPr>
+                <w:rFonts w:cs="Arial"/>
+                <w:b/>
+                <w:color w:val="000000"/>
+                <w:sz w:val="28"/>
+                <w:szCs w:val="28"/>
+              </w:rPr>
+              <w:lastRenderedPageBreak/>
               <w:t>T.S.5.1.</w:t>
             </w:r>
             <w:r>
@@ -2622,7 +3246,6 @@
           <w:szCs w:val="32"/>
           <w:u w:val="single"/>
         </w:rPr>
-        <w:lastRenderedPageBreak/>
         <w:t xml:space="preserve">TS </w:t>
       </w:r>
       <w:r>
@@ -4278,6 +4901,7 @@
                 <w:sz w:val="32"/>
                 <w:szCs w:val="32"/>
               </w:rPr>
+              <w:lastRenderedPageBreak/>
               <w:t>Section, Paragraph</w:t>
             </w:r>
           </w:p>
@@ -4883,7 +5507,6 @@
                 <w:sz w:val="28"/>
                 <w:szCs w:val="32"/>
               </w:rPr>
-              <w:lastRenderedPageBreak/>
               <w:t>T.S.5.1.4.1 – Kramam</w:t>
             </w:r>
           </w:p>
@@ -6394,6 +7017,7 @@
                 <w:sz w:val="40"/>
                 <w:szCs w:val="40"/>
               </w:rPr>
+              <w:lastRenderedPageBreak/>
               <w:t>mÉë</w:t>
             </w:r>
             <w:r>
@@ -6565,6 +7189,7 @@
                 <w:sz w:val="40"/>
                 <w:szCs w:val="40"/>
               </w:rPr>
+              <w:lastRenderedPageBreak/>
               <w:t>mÉë</w:t>
             </w:r>
             <w:r>
@@ -6644,6 +7269,7 @@
                 <w:sz w:val="40"/>
                 <w:szCs w:val="40"/>
               </w:rPr>
+              <w:lastRenderedPageBreak/>
               <w:t>mÉë</w:t>
             </w:r>
             <w:r>
@@ -6824,6 +7450,7 @@
                 <w:sz w:val="28"/>
                 <w:szCs w:val="32"/>
               </w:rPr>
+              <w:lastRenderedPageBreak/>
               <w:t>T.S.5.1.8.6 – Kramam</w:t>
             </w:r>
           </w:p>
@@ -7115,7 +7742,6 @@
                 <w:sz w:val="28"/>
                 <w:szCs w:val="32"/>
               </w:rPr>
-              <w:lastRenderedPageBreak/>
               <w:t>T.S.5.1.9.5 – Kramam</w:t>
             </w:r>
           </w:p>
@@ -8049,7 +8675,16 @@
           <w:bCs/>
           <w:sz w:val="32"/>
         </w:rPr>
-        <w:t>replaced with</w:t>
+        <w:t xml:space="preserve">replaced </w:t>
+      </w:r>
+      <w:proofErr w:type="gramStart"/>
+      <w:r>
+        <w:rPr>
+          <w:b/>
+          <w:bCs/>
+          <w:sz w:val="32"/>
+        </w:rPr>
+        <w:t>with</w:t>
       </w:r>
       <w:r>
         <w:rPr>
@@ -8071,6 +8706,7 @@
         </w:rPr>
         <w:t>"</w:t>
       </w:r>
+      <w:proofErr w:type="gramEnd"/>
       <w:r>
         <w:rPr>
           <w:rFonts w:ascii="BRH Devanagari" w:hAnsi="BRH Devanagari" w:cs="BRH Devanagari"/>
@@ -8338,6 +8974,7 @@
                 <w:sz w:val="32"/>
                 <w:szCs w:val="32"/>
               </w:rPr>
+              <w:lastRenderedPageBreak/>
               <w:t>Reference</w:t>
             </w:r>
           </w:p>
@@ -8360,6 +8997,7 @@
                 <w:sz w:val="32"/>
                 <w:szCs w:val="32"/>
               </w:rPr>
+              <w:lastRenderedPageBreak/>
               <w:t>As Printed</w:t>
             </w:r>
           </w:p>

--- a/TS-Kramam/TS-5.1/TS 5.1 Sanskrit Krama Paatam Corrections.docx
+++ b/TS-Kramam/TS-5.1/TS 5.1 Sanskrit Krama Paatam Corrections.docx
@@ -2501,7 +2501,7 @@
       </w:tr>
       <w:tr>
         <w:trPr>
-          <w:trHeight w:val="962"/>
+          <w:trHeight w:val="988"/>
         </w:trPr>
         <w:tc>
           <w:tcPr>
@@ -2516,12 +2516,12 @@
               <w:autoSpaceDE w:val="0"/>
               <w:autoSpaceDN w:val="0"/>
               <w:adjustRightInd w:val="0"/>
-              <w:spacing w:before="0" w:line="252" w:lineRule="auto"/>
+              <w:spacing w:before="0" w:line="240" w:lineRule="auto"/>
               <w:ind w:right="297"/>
               <w:rPr>
                 <w:rFonts w:cs="Arial"/>
                 <w:b/>
-                <w:color w:val="000000"/>
+                <w:color w:val="EE0000"/>
                 <w:sz w:val="28"/>
                 <w:szCs w:val="28"/>
               </w:rPr>
@@ -2530,51 +2530,11 @@
               <w:rPr>
                 <w:rFonts w:cs="Arial"/>
                 <w:b/>
-                <w:color w:val="000000"/>
+                <w:color w:val="EE0000"/>
                 <w:sz w:val="28"/>
                 <w:szCs w:val="28"/>
               </w:rPr>
-              <w:t>T.S.5.1.</w:t>
-            </w:r>
-            <w:r>
-              <w:rPr>
-                <w:rFonts w:cs="Arial"/>
-                <w:b/>
-                <w:color w:val="000000"/>
-                <w:sz w:val="28"/>
-                <w:szCs w:val="28"/>
-              </w:rPr>
-              <w:t>6</w:t>
-            </w:r>
-            <w:r>
-              <w:rPr>
-                <w:rFonts w:cs="Arial"/>
-                <w:b/>
-                <w:color w:val="000000"/>
-                <w:sz w:val="28"/>
-                <w:szCs w:val="28"/>
-              </w:rPr>
-              <w:t>.</w:t>
-            </w:r>
-            <w:r>
-              <w:rPr>
-                <w:rFonts w:cs="Arial"/>
-                <w:b/>
-                <w:color w:val="000000"/>
-                <w:sz w:val="28"/>
-                <w:szCs w:val="28"/>
-              </w:rPr>
-              <w:t>4</w:t>
-            </w:r>
-            <w:r>
-              <w:rPr>
-                <w:rFonts w:cs="Arial"/>
-                <w:b/>
-                <w:color w:val="000000"/>
-                <w:sz w:val="28"/>
-                <w:szCs w:val="28"/>
-              </w:rPr>
-              <w:t xml:space="preserve"> – Kramam</w:t>
+              <w:t>T.S.5.1.5.3 – Kramam</w:t>
             </w:r>
           </w:p>
           <w:p>
@@ -2586,12 +2546,12 @@
               <w:autoSpaceDE w:val="0"/>
               <w:autoSpaceDN w:val="0"/>
               <w:adjustRightInd w:val="0"/>
-              <w:spacing w:before="0" w:line="252" w:lineRule="auto"/>
+              <w:spacing w:before="0" w:line="240" w:lineRule="auto"/>
               <w:ind w:right="297"/>
               <w:rPr>
                 <w:rFonts w:cstheme="minorBidi"/>
                 <w:b/>
-                <w:color w:val="000000"/>
+                <w:color w:val="EE0000"/>
                 <w:sz w:val="28"/>
                 <w:szCs w:val="28"/>
                 <w:lang w:val="en-IN" w:bidi="ta-IN"/>
@@ -2601,32 +2561,12 @@
               <w:rPr>
                 <w:rFonts w:cs="Arial"/>
                 <w:b/>
-                <w:color w:val="000000"/>
-                <w:sz w:val="28"/>
-                <w:szCs w:val="28"/>
-              </w:rPr>
-              <w:t xml:space="preserve">Krama Vaakyam No.– </w:t>
-            </w:r>
-            <w:r>
-              <w:rPr>
-                <w:rFonts w:cs="Arial"/>
-                <w:b/>
-                <w:color w:val="000000"/>
-                <w:sz w:val="28"/>
-                <w:szCs w:val="28"/>
-              </w:rPr>
-              <w:t>1</w:t>
-            </w:r>
-            <w:r>
-              <w:rPr>
-                <w:rFonts w:cs="Arial"/>
-                <w:b/>
-                <w:color w:val="000000"/>
+                <w:color w:val="EE0000"/>
                 <w:sz w:val="28"/>
                 <w:szCs w:val="28"/>
                 <w:lang w:val="en-IN"/>
               </w:rPr>
-              <w:t>1</w:t>
+              <w:t>Krama Vaakyam No.– 31</w:t>
             </w:r>
           </w:p>
           <w:p>
@@ -2638,35 +2578,27 @@
               <w:autoSpaceDE w:val="0"/>
               <w:autoSpaceDN w:val="0"/>
               <w:adjustRightInd w:val="0"/>
-              <w:spacing w:before="0" w:line="252" w:lineRule="auto"/>
+              <w:spacing w:before="0" w:line="240" w:lineRule="auto"/>
               <w:ind w:right="297"/>
               <w:rPr>
                 <w:rFonts w:cs="Arial"/>
                 <w:b/>
-                <w:color w:val="000000"/>
+                <w:color w:val="EE0000"/>
                 <w:sz w:val="28"/>
                 <w:szCs w:val="28"/>
-              </w:rPr>
-            </w:pPr>
-            <w:r>
-              <w:rPr>
-                <w:rFonts w:cs="Arial"/>
-                <w:b/>
-                <w:color w:val="000000"/>
+                <w:lang w:val="it-IT"/>
+              </w:rPr>
+            </w:pPr>
+            <w:r>
+              <w:rPr>
+                <w:rFonts w:cs="Arial"/>
+                <w:b/>
+                <w:color w:val="EE0000"/>
                 <w:sz w:val="28"/>
                 <w:szCs w:val="28"/>
-              </w:rPr>
-              <w:t xml:space="preserve">Panchaati No. - </w:t>
-            </w:r>
-            <w:r>
-              <w:rPr>
-                <w:rFonts w:cs="Arial"/>
-                <w:b/>
-                <w:color w:val="000000"/>
-                <w:sz w:val="28"/>
-                <w:szCs w:val="28"/>
-              </w:rPr>
-              <w:t>34</w:t>
+                <w:lang w:val="it-IT"/>
+              </w:rPr>
+              <w:t>Panchaati No. - 23</w:t>
             </w:r>
           </w:p>
         </w:tc>
@@ -2682,86 +2614,83 @@
               <w:adjustRightInd w:val="0"/>
               <w:spacing w:before="0" w:line="240" w:lineRule="auto"/>
               <w:rPr>
-                <w:rFonts w:ascii="BRH Devanagari Extra" w:hAnsi="BRH Devanagari Extra" w:cs="BRH Devanagari Extra"/>
-                <w:color w:val="000000"/>
-                <w:sz w:val="40"/>
-                <w:szCs w:val="40"/>
-              </w:rPr>
-            </w:pPr>
-            <w:r>
-              <w:rPr>
-                <w:rFonts w:ascii="BRH Devanagari Extra" w:hAnsi="BRH Devanagari Extra" w:cs="BRH Devanagari Extra"/>
-                <w:color w:val="000000"/>
-                <w:sz w:val="40"/>
-                <w:szCs w:val="40"/>
-              </w:rPr>
-              <w:t>AluÉ</w:t>
-            </w:r>
-            <w:r>
-              <w:rPr>
-                <w:rFonts w:ascii="BRH Malayalam Extra" w:hAnsi="BRH Malayalam Extra" w:cs="BRH Devanagari Extra"/>
-                <w:color w:val="000000"/>
-                <w:sz w:val="32"/>
-                <w:szCs w:val="40"/>
-              </w:rPr>
-              <w:t>–</w:t>
-            </w:r>
-            <w:r>
-              <w:rPr>
-                <w:rFonts w:ascii="BRH Devanagari Extra" w:hAnsi="BRH Devanagari Extra" w:cs="BRH Devanagari Extra"/>
-                <w:color w:val="000000"/>
-                <w:sz w:val="40"/>
-                <w:szCs w:val="40"/>
-              </w:rPr>
-              <w:t>lrÉæÈ | A</w:t>
-            </w:r>
-            <w:r>
-              <w:rPr>
-                <w:rFonts w:ascii="BRH Malayalam Extra" w:hAnsi="BRH Malayalam Extra" w:cs="BRH Devanagari Extra"/>
-                <w:color w:val="000000"/>
-                <w:sz w:val="32"/>
-                <w:szCs w:val="40"/>
-              </w:rPr>
-              <w:t>–</w:t>
-            </w:r>
-            <w:r>
-              <w:rPr>
-                <w:rFonts w:ascii="BRH Devanagari Extra" w:hAnsi="BRH Devanagari Extra" w:cs="BRH Devanagari Extra"/>
-                <w:color w:val="000000"/>
+                <w:rFonts w:ascii="BRH Malayalam Extra" w:eastAsia="Times New Roman" w:hAnsi="BRH Malayalam Extra" w:cs="BRH Malayalam Extra"/>
+                <w:color w:val="EE0000"/>
+                <w:sz w:val="40"/>
+                <w:szCs w:val="40"/>
+                <w:lang w:val="it-IT" w:eastAsia="en-IN" w:bidi="ml-IN"/>
+              </w:rPr>
+            </w:pPr>
+            <w:r>
+              <w:rPr>
+                <w:rFonts w:ascii="BRH Devanagari Extra" w:hAnsi="BRH Devanagari Extra" w:cs="BRH Devanagari Extra"/>
+                <w:color w:val="EE0000"/>
+                <w:sz w:val="40"/>
+                <w:szCs w:val="40"/>
+                <w:lang w:val="it-IT"/>
+              </w:rPr>
+              <w:t>F</w:t>
+            </w:r>
+            <w:r>
+              <w:rPr>
+                <w:rFonts w:ascii="BRH Malayalam Extra" w:hAnsi="BRH Malayalam Extra" w:cs="BRH Devanagari Extra"/>
+                <w:color w:val="EE0000"/>
+                <w:sz w:val="32"/>
+                <w:szCs w:val="40"/>
+                <w:lang w:val="it-IT"/>
+              </w:rPr>
+              <w:t>–</w:t>
+            </w:r>
+            <w:r>
+              <w:rPr>
+                <w:rFonts w:ascii="BRH Devanagari Extra" w:hAnsi="BRH Devanagari Extra" w:cs="BRH Devanagari Extra"/>
+                <w:color w:val="EE0000"/>
+                <w:sz w:val="40"/>
+                <w:szCs w:val="40"/>
+                <w:lang w:val="it-IT"/>
+              </w:rPr>
+              <w:t xml:space="preserve">SèïkuÉ </w:t>
+            </w:r>
+            <w:r>
+              <w:rPr>
+                <w:rFonts w:ascii="BRH Devanagari Extra" w:hAnsi="BRH Devanagari Extra" w:cs="BRH Devanagari Extra"/>
+                <w:color w:val="EE0000"/>
                 <w:sz w:val="40"/>
                 <w:szCs w:val="40"/>
                 <w:highlight w:val="yellow"/>
-              </w:rPr>
-              <w:t>luÉ</w:t>
-            </w:r>
-            <w:r>
-              <w:rPr>
-                <w:rFonts w:ascii="BRH Malayalam Extra" w:hAnsi="BRH Malayalam Extra" w:cs="BRH Devanagari Extra"/>
-                <w:color w:val="000000"/>
-                <w:sz w:val="32"/>
-                <w:szCs w:val="40"/>
-                <w:highlight w:val="yellow"/>
-              </w:rPr>
-              <w:t>–</w:t>
-            </w:r>
-            <w:r>
-              <w:rPr>
-                <w:rFonts w:ascii="BRH Devanagari Extra" w:hAnsi="BRH Devanagari Extra" w:cs="BRH Devanagari Extra"/>
-                <w:color w:val="000000"/>
-                <w:sz w:val="40"/>
-                <w:szCs w:val="40"/>
-                <w:highlight w:val="yellow"/>
-              </w:rPr>
-              <w:t>lrÉæUç</w:t>
-            </w:r>
-            <w:r>
-              <w:rPr>
-                <w:rFonts w:ascii="BRH Devanagari Extra" w:hAnsi="BRH Devanagari Extra" w:cs="BRH Devanagari Extra"/>
-                <w:color w:val="000000"/>
-                <w:sz w:val="40"/>
-                <w:szCs w:val="40"/>
-              </w:rPr>
-              <w:t xml:space="preserve"> qÉþl§ÉrÉiÉå |</w:t>
+                <w:lang w:val="it-IT"/>
+              </w:rPr>
+              <w:t>E</w:t>
+            </w:r>
+            <w:r>
+              <w:rPr>
+                <w:rFonts w:ascii="BRH Devanagari Extra" w:hAnsi="BRH Devanagari Extra" w:cs="BRH Devanagari Extra"/>
+                <w:color w:val="EE0000"/>
+                <w:sz w:val="40"/>
+                <w:szCs w:val="40"/>
+                <w:lang w:val="it-IT"/>
+              </w:rPr>
+              <w:t xml:space="preserve"> | F</w:t>
+            </w:r>
+            <w:r>
+              <w:rPr>
+                <w:rFonts w:ascii="BRH Malayalam Extra" w:hAnsi="BRH Malayalam Extra" w:cs="BRH Devanagari Extra"/>
+                <w:color w:val="EE0000"/>
+                <w:sz w:val="32"/>
+                <w:szCs w:val="40"/>
+                <w:lang w:val="it-IT"/>
+              </w:rPr>
+              <w:t>–</w:t>
+            </w:r>
+            <w:r>
+              <w:rPr>
+                <w:rFonts w:ascii="BRH Devanagari Extra" w:hAnsi="BRH Devanagari Extra" w:cs="BRH Devanagari Extra"/>
+                <w:color w:val="EE0000"/>
+                <w:sz w:val="40"/>
+                <w:szCs w:val="40"/>
+                <w:lang w:val="it-IT"/>
+              </w:rPr>
+              <w:t xml:space="preserve"> wÉÑ hÉþÈ |</w:t>
             </w:r>
           </w:p>
         </w:tc>
@@ -2775,79 +2704,85 @@
               <w:autoSpaceDE w:val="0"/>
               <w:autoSpaceDN w:val="0"/>
               <w:adjustRightInd w:val="0"/>
-              <w:spacing w:before="0" w:line="240" w:lineRule="auto"/>
-              <w:rPr>
-                <w:rFonts w:ascii="BRH Devanagari Extra" w:hAnsi="BRH Devanagari Extra" w:cs="BRH Devanagari Extra"/>
-                <w:color w:val="000000"/>
-                <w:sz w:val="40"/>
-                <w:szCs w:val="40"/>
-              </w:rPr>
-            </w:pPr>
-            <w:r>
-              <w:rPr>
-                <w:rFonts w:ascii="BRH Devanagari Extra" w:hAnsi="BRH Devanagari Extra" w:cs="BRH Devanagari Extra"/>
-                <w:color w:val="000000"/>
-                <w:sz w:val="40"/>
-                <w:szCs w:val="40"/>
-              </w:rPr>
-              <w:t>AluÉ</w:t>
-            </w:r>
-            <w:r>
-              <w:rPr>
-                <w:rFonts w:ascii="BRH Malayalam Extra" w:hAnsi="BRH Malayalam Extra" w:cs="BRH Devanagari Extra"/>
-                <w:color w:val="000000"/>
-                <w:sz w:val="32"/>
-                <w:szCs w:val="40"/>
-              </w:rPr>
-              <w:t>–</w:t>
-            </w:r>
-            <w:r>
-              <w:rPr>
-                <w:rFonts w:ascii="BRH Devanagari Extra" w:hAnsi="BRH Devanagari Extra" w:cs="BRH Devanagari Extra"/>
-                <w:color w:val="000000"/>
-                <w:sz w:val="40"/>
-                <w:szCs w:val="40"/>
-              </w:rPr>
-              <w:t xml:space="preserve">lrÉæÈ | </w:t>
-            </w:r>
-            <w:r>
-              <w:rPr>
-                <w:rFonts w:ascii="BRH Devanagari Extra" w:hAnsi="BRH Devanagari Extra" w:cs="BRH Devanagari Extra"/>
-                <w:color w:val="000000"/>
+              <w:spacing w:line="252" w:lineRule="auto"/>
+              <w:rPr>
+                <w:rFonts w:ascii="BRH Malayalam Extra" w:eastAsia="Times New Roman" w:hAnsi="BRH Malayalam Extra" w:cs="BRH Malayalam Extra"/>
+                <w:color w:val="EE0000"/>
+                <w:sz w:val="40"/>
+                <w:szCs w:val="40"/>
+                <w:lang w:val="it-IT" w:eastAsia="en-IN" w:bidi="ml-IN"/>
+              </w:rPr>
+            </w:pPr>
+            <w:r>
+              <w:rPr>
+                <w:rFonts w:ascii="BRH Devanagari Extra" w:hAnsi="BRH Devanagari Extra" w:cs="BRH Devanagari Extra"/>
+                <w:color w:val="EE0000"/>
+                <w:sz w:val="40"/>
+                <w:szCs w:val="40"/>
+                <w:lang w:val="it-IT"/>
+              </w:rPr>
+              <w:t>F</w:t>
+            </w:r>
+            <w:r>
+              <w:rPr>
+                <w:rFonts w:ascii="BRH Malayalam Extra" w:hAnsi="BRH Malayalam Extra" w:cs="BRH Devanagari Extra"/>
+                <w:color w:val="EE0000"/>
+                <w:sz w:val="32"/>
+                <w:szCs w:val="40"/>
+                <w:lang w:val="it-IT"/>
+              </w:rPr>
+              <w:t>–</w:t>
+            </w:r>
+            <w:r>
+              <w:rPr>
+                <w:rFonts w:ascii="BRH Devanagari Extra" w:hAnsi="BRH Devanagari Extra" w:cs="BRH Devanagari Extra"/>
+                <w:color w:val="EE0000"/>
+                <w:sz w:val="40"/>
+                <w:szCs w:val="40"/>
+                <w:lang w:val="it-IT"/>
+              </w:rPr>
+              <w:t xml:space="preserve">SèïkuÉ </w:t>
+            </w:r>
+            <w:r>
+              <w:rPr>
+                <w:rFonts w:ascii="BRH Devanagari Extra" w:hAnsi="BRH Devanagari Extra" w:cs="BRH Devanagari Extra"/>
+                <w:color w:val="EE0000"/>
                 <w:sz w:val="40"/>
                 <w:szCs w:val="40"/>
                 <w:highlight w:val="green"/>
-              </w:rPr>
-              <w:t>A</w:t>
-            </w:r>
-            <w:r>
-              <w:rPr>
-                <w:rFonts w:ascii="BRH Malayalam Extra" w:hAnsi="BRH Malayalam Extra" w:cs="BRH Devanagari Extra"/>
-                <w:color w:val="000000"/>
-                <w:sz w:val="32"/>
-                <w:szCs w:val="40"/>
-                <w:highlight w:val="green"/>
-              </w:rPr>
-              <w:t>–</w:t>
-            </w:r>
-            <w:r>
-              <w:rPr>
-                <w:rFonts w:ascii="BRH Devanagari Extra" w:hAnsi="BRH Devanagari Extra" w:cs="BRH Devanagari Extra"/>
-                <w:color w:val="000000"/>
-                <w:sz w:val="40"/>
-                <w:szCs w:val="40"/>
-                <w:highlight w:val="green"/>
-              </w:rPr>
-              <w:t>lrÉæU</w:t>
-            </w:r>
-            <w:r>
-              <w:rPr>
-                <w:rFonts w:ascii="BRH Devanagari Extra" w:hAnsi="BRH Devanagari Extra" w:cs="BRH Devanagari Extra"/>
-                <w:color w:val="000000"/>
-                <w:sz w:val="40"/>
-                <w:szCs w:val="40"/>
-              </w:rPr>
-              <w:t>ç qÉþl§ÉrÉiÉå |</w:t>
+                <w:lang w:val="it-IT"/>
+              </w:rPr>
+              <w:t>E</w:t>
+            </w:r>
+            <w:r>
+              <w:rPr>
+                <w:rFonts w:ascii="BRH Devanagari Extra" w:hAnsi="BRH Devanagari Extra" w:cs="BRH Devanagari Extra"/>
+                <w:color w:val="EE0000"/>
+                <w:sz w:val="40"/>
+                <w:szCs w:val="40"/>
+                <w:lang w:val="it-IT"/>
+              </w:rPr>
+              <w:t>þ | F</w:t>
+            </w:r>
+            <w:r>
+              <w:rPr>
+                <w:rFonts w:ascii="BRH Malayalam Extra" w:hAnsi="BRH Malayalam Extra" w:cs="BRH Devanagari Extra"/>
+                <w:color w:val="EE0000"/>
+                <w:sz w:val="32"/>
+                <w:szCs w:val="40"/>
+                <w:lang w:val="it-IT"/>
+              </w:rPr>
+              <w:t>–</w:t>
+            </w:r>
+            <w:r>
+              <w:rPr>
+                <w:rFonts w:ascii="BRH Devanagari Extra" w:hAnsi="BRH Devanagari Extra" w:cs="BRH Devanagari Extra"/>
+                <w:color w:val="EE0000"/>
+                <w:sz w:val="40"/>
+                <w:szCs w:val="40"/>
+                <w:lang w:val="it-IT"/>
+              </w:rPr>
+              <w:t xml:space="preserve"> wÉÑ hÉþÈ |</w:t>
             </w:r>
           </w:p>
         </w:tc>
@@ -2877,9 +2812,73 @@
                 <w:color w:val="000000"/>
                 <w:sz w:val="28"/>
                 <w:szCs w:val="28"/>
-              </w:rPr>
-            </w:pPr>
-            <w:r>
+                <w:lang w:val="it-IT"/>
+              </w:rPr>
+            </w:pPr>
+          </w:p>
+        </w:tc>
+        <w:tc>
+          <w:tcPr>
+            <w:tcW w:w="5103" w:type="dxa"/>
+          </w:tcPr>
+          <w:p>
+            <w:pPr>
+              <w:widowControl w:val="0"/>
+              <w:autoSpaceDE w:val="0"/>
+              <w:autoSpaceDN w:val="0"/>
+              <w:adjustRightInd w:val="0"/>
+              <w:spacing w:before="0" w:line="240" w:lineRule="auto"/>
+              <w:rPr>
+                <w:rFonts w:ascii="BRH Devanagari Extra" w:hAnsi="BRH Devanagari Extra" w:cs="BRH Devanagari Extra"/>
+                <w:color w:val="000000"/>
+                <w:sz w:val="40"/>
+                <w:szCs w:val="40"/>
+                <w:lang w:val="it-IT"/>
+              </w:rPr>
+            </w:pPr>
+          </w:p>
+        </w:tc>
+        <w:tc>
+          <w:tcPr>
+            <w:tcW w:w="5386" w:type="dxa"/>
+          </w:tcPr>
+          <w:p>
+            <w:pPr>
+              <w:widowControl w:val="0"/>
+              <w:autoSpaceDE w:val="0"/>
+              <w:autoSpaceDN w:val="0"/>
+              <w:adjustRightInd w:val="0"/>
+              <w:spacing w:before="0" w:line="240" w:lineRule="auto"/>
+              <w:rPr>
+                <w:rFonts w:ascii="BRH Devanagari Extra" w:hAnsi="BRH Devanagari Extra" w:cs="BRH Devanagari Extra"/>
+                <w:color w:val="000000"/>
+                <w:sz w:val="40"/>
+                <w:szCs w:val="40"/>
+                <w:lang w:val="it-IT"/>
+              </w:rPr>
+            </w:pPr>
+          </w:p>
+        </w:tc>
+      </w:tr>
+      <w:tr>
+        <w:trPr>
+          <w:trHeight w:val="962"/>
+        </w:trPr>
+        <w:tc>
+          <w:tcPr>
+            <w:tcW w:w="3906" w:type="dxa"/>
+          </w:tcPr>
+          <w:p>
+            <w:pPr>
+              <w:widowControl w:val="0"/>
+              <w:tabs>
+                <w:tab w:val="left" w:pos="993"/>
+              </w:tabs>
+              <w:autoSpaceDE w:val="0"/>
+              <w:autoSpaceDN w:val="0"/>
+              <w:adjustRightInd w:val="0"/>
+              <w:spacing w:before="0" w:line="252" w:lineRule="auto"/>
+              <w:ind w:right="297"/>
               <w:rPr>
                 <w:rFonts w:cs="Arial"/>
                 <w:b/>
@@ -2887,7 +2886,368 @@
                 <w:sz w:val="28"/>
                 <w:szCs w:val="28"/>
               </w:rPr>
-              <w:lastRenderedPageBreak/>
+            </w:pPr>
+            <w:r>
+              <w:rPr>
+                <w:rFonts w:cs="Arial"/>
+                <w:b/>
+                <w:color w:val="000000"/>
+                <w:sz w:val="28"/>
+                <w:szCs w:val="28"/>
+              </w:rPr>
+              <w:t>T.S.5.1.</w:t>
+            </w:r>
+            <w:r>
+              <w:rPr>
+                <w:rFonts w:cs="Arial"/>
+                <w:b/>
+                <w:color w:val="000000"/>
+                <w:sz w:val="28"/>
+                <w:szCs w:val="28"/>
+              </w:rPr>
+              <w:t>6</w:t>
+            </w:r>
+            <w:r>
+              <w:rPr>
+                <w:rFonts w:cs="Arial"/>
+                <w:b/>
+                <w:color w:val="000000"/>
+                <w:sz w:val="28"/>
+                <w:szCs w:val="28"/>
+              </w:rPr>
+              <w:t>.</w:t>
+            </w:r>
+            <w:r>
+              <w:rPr>
+                <w:rFonts w:cs="Arial"/>
+                <w:b/>
+                <w:color w:val="000000"/>
+                <w:sz w:val="28"/>
+                <w:szCs w:val="28"/>
+              </w:rPr>
+              <w:t>4</w:t>
+            </w:r>
+            <w:r>
+              <w:rPr>
+                <w:rFonts w:cs="Arial"/>
+                <w:b/>
+                <w:color w:val="000000"/>
+                <w:sz w:val="28"/>
+                <w:szCs w:val="28"/>
+              </w:rPr>
+              <w:t xml:space="preserve"> – Kramam</w:t>
+            </w:r>
+          </w:p>
+          <w:p>
+            <w:pPr>
+              <w:widowControl w:val="0"/>
+              <w:tabs>
+                <w:tab w:val="left" w:pos="993"/>
+              </w:tabs>
+              <w:autoSpaceDE w:val="0"/>
+              <w:autoSpaceDN w:val="0"/>
+              <w:adjustRightInd w:val="0"/>
+              <w:spacing w:before="0" w:line="252" w:lineRule="auto"/>
+              <w:ind w:right="297"/>
+              <w:rPr>
+                <w:rFonts w:cstheme="minorBidi"/>
+                <w:b/>
+                <w:color w:val="000000"/>
+                <w:sz w:val="28"/>
+                <w:szCs w:val="28"/>
+                <w:lang w:val="en-IN" w:bidi="ta-IN"/>
+              </w:rPr>
+            </w:pPr>
+            <w:r>
+              <w:rPr>
+                <w:rFonts w:cs="Arial"/>
+                <w:b/>
+                <w:color w:val="000000"/>
+                <w:sz w:val="28"/>
+                <w:szCs w:val="28"/>
+              </w:rPr>
+              <w:t xml:space="preserve">Krama Vaakyam No.– </w:t>
+            </w:r>
+            <w:r>
+              <w:rPr>
+                <w:rFonts w:cs="Arial"/>
+                <w:b/>
+                <w:color w:val="000000"/>
+                <w:sz w:val="28"/>
+                <w:szCs w:val="28"/>
+              </w:rPr>
+              <w:t>1</w:t>
+            </w:r>
+            <w:r>
+              <w:rPr>
+                <w:rFonts w:cs="Arial"/>
+                <w:b/>
+                <w:color w:val="000000"/>
+                <w:sz w:val="28"/>
+                <w:szCs w:val="28"/>
+                <w:lang w:val="en-IN"/>
+              </w:rPr>
+              <w:t>1</w:t>
+            </w:r>
+          </w:p>
+          <w:p>
+            <w:pPr>
+              <w:widowControl w:val="0"/>
+              <w:tabs>
+                <w:tab w:val="left" w:pos="993"/>
+              </w:tabs>
+              <w:autoSpaceDE w:val="0"/>
+              <w:autoSpaceDN w:val="0"/>
+              <w:adjustRightInd w:val="0"/>
+              <w:spacing w:before="0" w:line="252" w:lineRule="auto"/>
+              <w:ind w:right="297"/>
+              <w:rPr>
+                <w:rFonts w:cs="Arial"/>
+                <w:b/>
+                <w:color w:val="000000"/>
+                <w:sz w:val="28"/>
+                <w:szCs w:val="28"/>
+              </w:rPr>
+            </w:pPr>
+            <w:r>
+              <w:rPr>
+                <w:rFonts w:cs="Arial"/>
+                <w:b/>
+                <w:color w:val="000000"/>
+                <w:sz w:val="28"/>
+                <w:szCs w:val="28"/>
+              </w:rPr>
+              <w:t xml:space="preserve">Panchaati No. - </w:t>
+            </w:r>
+            <w:r>
+              <w:rPr>
+                <w:rFonts w:cs="Arial"/>
+                <w:b/>
+                <w:color w:val="000000"/>
+                <w:sz w:val="28"/>
+                <w:szCs w:val="28"/>
+              </w:rPr>
+              <w:t>34</w:t>
+            </w:r>
+          </w:p>
+        </w:tc>
+        <w:tc>
+          <w:tcPr>
+            <w:tcW w:w="5103" w:type="dxa"/>
+          </w:tcPr>
+          <w:p>
+            <w:pPr>
+              <w:widowControl w:val="0"/>
+              <w:autoSpaceDE w:val="0"/>
+              <w:autoSpaceDN w:val="0"/>
+              <w:adjustRightInd w:val="0"/>
+              <w:spacing w:before="0" w:line="240" w:lineRule="auto"/>
+              <w:rPr>
+                <w:rFonts w:ascii="BRH Devanagari Extra" w:hAnsi="BRH Devanagari Extra" w:cs="BRH Devanagari Extra"/>
+                <w:color w:val="000000"/>
+                <w:sz w:val="40"/>
+                <w:szCs w:val="40"/>
+              </w:rPr>
+            </w:pPr>
+            <w:r>
+              <w:rPr>
+                <w:rFonts w:ascii="BRH Devanagari Extra" w:hAnsi="BRH Devanagari Extra" w:cs="BRH Devanagari Extra"/>
+                <w:color w:val="000000"/>
+                <w:sz w:val="40"/>
+                <w:szCs w:val="40"/>
+              </w:rPr>
+              <w:t>AluÉ</w:t>
+            </w:r>
+            <w:r>
+              <w:rPr>
+                <w:rFonts w:ascii="BRH Malayalam Extra" w:hAnsi="BRH Malayalam Extra" w:cs="BRH Devanagari Extra"/>
+                <w:color w:val="000000"/>
+                <w:sz w:val="32"/>
+                <w:szCs w:val="40"/>
+              </w:rPr>
+              <w:t>–</w:t>
+            </w:r>
+            <w:r>
+              <w:rPr>
+                <w:rFonts w:ascii="BRH Devanagari Extra" w:hAnsi="BRH Devanagari Extra" w:cs="BRH Devanagari Extra"/>
+                <w:color w:val="000000"/>
+                <w:sz w:val="40"/>
+                <w:szCs w:val="40"/>
+              </w:rPr>
+              <w:t>lrÉæÈ | A</w:t>
+            </w:r>
+            <w:r>
+              <w:rPr>
+                <w:rFonts w:ascii="BRH Malayalam Extra" w:hAnsi="BRH Malayalam Extra" w:cs="BRH Devanagari Extra"/>
+                <w:color w:val="000000"/>
+                <w:sz w:val="32"/>
+                <w:szCs w:val="40"/>
+              </w:rPr>
+              <w:t>–</w:t>
+            </w:r>
+            <w:r>
+              <w:rPr>
+                <w:rFonts w:ascii="BRH Devanagari Extra" w:hAnsi="BRH Devanagari Extra" w:cs="BRH Devanagari Extra"/>
+                <w:color w:val="000000"/>
+                <w:sz w:val="40"/>
+                <w:szCs w:val="40"/>
+                <w:highlight w:val="yellow"/>
+              </w:rPr>
+              <w:t>luÉ</w:t>
+            </w:r>
+            <w:r>
+              <w:rPr>
+                <w:rFonts w:ascii="BRH Malayalam Extra" w:hAnsi="BRH Malayalam Extra" w:cs="BRH Devanagari Extra"/>
+                <w:color w:val="000000"/>
+                <w:sz w:val="32"/>
+                <w:szCs w:val="40"/>
+                <w:highlight w:val="yellow"/>
+              </w:rPr>
+              <w:t>–</w:t>
+            </w:r>
+            <w:r>
+              <w:rPr>
+                <w:rFonts w:ascii="BRH Devanagari Extra" w:hAnsi="BRH Devanagari Extra" w:cs="BRH Devanagari Extra"/>
+                <w:color w:val="000000"/>
+                <w:sz w:val="40"/>
+                <w:szCs w:val="40"/>
+                <w:highlight w:val="yellow"/>
+              </w:rPr>
+              <w:t>lrÉæUç</w:t>
+            </w:r>
+            <w:r>
+              <w:rPr>
+                <w:rFonts w:ascii="BRH Devanagari Extra" w:hAnsi="BRH Devanagari Extra" w:cs="BRH Devanagari Extra"/>
+                <w:color w:val="000000"/>
+                <w:sz w:val="40"/>
+                <w:szCs w:val="40"/>
+              </w:rPr>
+              <w:t xml:space="preserve"> qÉþl§ÉrÉiÉå |</w:t>
+            </w:r>
+          </w:p>
+        </w:tc>
+        <w:tc>
+          <w:tcPr>
+            <w:tcW w:w="5386" w:type="dxa"/>
+          </w:tcPr>
+          <w:p>
+            <w:pPr>
+              <w:widowControl w:val="0"/>
+              <w:autoSpaceDE w:val="0"/>
+              <w:autoSpaceDN w:val="0"/>
+              <w:adjustRightInd w:val="0"/>
+              <w:spacing w:before="0" w:line="240" w:lineRule="auto"/>
+              <w:rPr>
+                <w:rFonts w:ascii="BRH Devanagari Extra" w:hAnsi="BRH Devanagari Extra" w:cs="BRH Devanagari Extra"/>
+                <w:color w:val="000000"/>
+                <w:sz w:val="40"/>
+                <w:szCs w:val="40"/>
+              </w:rPr>
+            </w:pPr>
+            <w:r>
+              <w:rPr>
+                <w:rFonts w:ascii="BRH Devanagari Extra" w:hAnsi="BRH Devanagari Extra" w:cs="BRH Devanagari Extra"/>
+                <w:color w:val="000000"/>
+                <w:sz w:val="40"/>
+                <w:szCs w:val="40"/>
+              </w:rPr>
+              <w:t>AluÉ</w:t>
+            </w:r>
+            <w:r>
+              <w:rPr>
+                <w:rFonts w:ascii="BRH Malayalam Extra" w:hAnsi="BRH Malayalam Extra" w:cs="BRH Devanagari Extra"/>
+                <w:color w:val="000000"/>
+                <w:sz w:val="32"/>
+                <w:szCs w:val="40"/>
+              </w:rPr>
+              <w:t>–</w:t>
+            </w:r>
+            <w:r>
+              <w:rPr>
+                <w:rFonts w:ascii="BRH Devanagari Extra" w:hAnsi="BRH Devanagari Extra" w:cs="BRH Devanagari Extra"/>
+                <w:color w:val="000000"/>
+                <w:sz w:val="40"/>
+                <w:szCs w:val="40"/>
+              </w:rPr>
+              <w:t xml:space="preserve">lrÉæÈ | </w:t>
+            </w:r>
+            <w:r>
+              <w:rPr>
+                <w:rFonts w:ascii="BRH Devanagari Extra" w:hAnsi="BRH Devanagari Extra" w:cs="BRH Devanagari Extra"/>
+                <w:color w:val="000000"/>
+                <w:sz w:val="40"/>
+                <w:szCs w:val="40"/>
+                <w:highlight w:val="green"/>
+              </w:rPr>
+              <w:t>A</w:t>
+            </w:r>
+            <w:r>
+              <w:rPr>
+                <w:rFonts w:ascii="BRH Malayalam Extra" w:hAnsi="BRH Malayalam Extra" w:cs="BRH Devanagari Extra"/>
+                <w:color w:val="000000"/>
+                <w:sz w:val="32"/>
+                <w:szCs w:val="40"/>
+                <w:highlight w:val="green"/>
+              </w:rPr>
+              <w:t>–</w:t>
+            </w:r>
+            <w:r>
+              <w:rPr>
+                <w:rFonts w:ascii="BRH Devanagari Extra" w:hAnsi="BRH Devanagari Extra" w:cs="BRH Devanagari Extra"/>
+                <w:color w:val="000000"/>
+                <w:sz w:val="40"/>
+                <w:szCs w:val="40"/>
+                <w:highlight w:val="green"/>
+              </w:rPr>
+              <w:t>lrÉæU</w:t>
+            </w:r>
+            <w:r>
+              <w:rPr>
+                <w:rFonts w:ascii="BRH Devanagari Extra" w:hAnsi="BRH Devanagari Extra" w:cs="BRH Devanagari Extra"/>
+                <w:color w:val="000000"/>
+                <w:sz w:val="40"/>
+                <w:szCs w:val="40"/>
+              </w:rPr>
+              <w:t>ç qÉþl§ÉrÉiÉå |</w:t>
+            </w:r>
+          </w:p>
+        </w:tc>
+      </w:tr>
+      <w:tr>
+        <w:trPr>
+          <w:trHeight w:val="962"/>
+        </w:trPr>
+        <w:tc>
+          <w:tcPr>
+            <w:tcW w:w="3906" w:type="dxa"/>
+          </w:tcPr>
+          <w:p>
+            <w:pPr>
+              <w:widowControl w:val="0"/>
+              <w:tabs>
+                <w:tab w:val="left" w:pos="993"/>
+              </w:tabs>
+              <w:autoSpaceDE w:val="0"/>
+              <w:autoSpaceDN w:val="0"/>
+              <w:adjustRightInd w:val="0"/>
+              <w:spacing w:before="0" w:line="252" w:lineRule="auto"/>
+              <w:ind w:right="297"/>
+              <w:rPr>
+                <w:rFonts w:cs="Arial"/>
+                <w:b/>
+                <w:color w:val="000000"/>
+                <w:sz w:val="28"/>
+                <w:szCs w:val="28"/>
+              </w:rPr>
+            </w:pPr>
+            <w:r>
+              <w:rPr>
+                <w:rFonts w:cs="Arial"/>
+                <w:b/>
+                <w:color w:val="000000"/>
+                <w:sz w:val="28"/>
+                <w:szCs w:val="28"/>
+              </w:rPr>
               <w:t>T.S.5.1.</w:t>
             </w:r>
             <w:r>
@@ -4728,6 +5088,7 @@
           <w:szCs w:val="32"/>
           <w:u w:val="single"/>
         </w:rPr>
+        <w:lastRenderedPageBreak/>
         <w:t>===============</w:t>
       </w:r>
     </w:p>
@@ -4901,7 +5262,6 @@
                 <w:sz w:val="32"/>
                 <w:szCs w:val="32"/>
               </w:rPr>
-              <w:lastRenderedPageBreak/>
               <w:t>Section, Paragraph</w:t>
             </w:r>
           </w:p>
@@ -6836,6 +7196,7 @@
                 <w:sz w:val="28"/>
                 <w:szCs w:val="32"/>
               </w:rPr>
+              <w:lastRenderedPageBreak/>
               <w:t>T.S.5.1.8.4 – Kramam</w:t>
             </w:r>
           </w:p>
@@ -7017,7 +7378,6 @@
                 <w:sz w:val="40"/>
                 <w:szCs w:val="40"/>
               </w:rPr>
-              <w:lastRenderedPageBreak/>
               <w:t>mÉë</w:t>
             </w:r>
             <w:r>
@@ -7189,7 +7549,6 @@
                 <w:sz w:val="40"/>
                 <w:szCs w:val="40"/>
               </w:rPr>
-              <w:lastRenderedPageBreak/>
               <w:t>mÉë</w:t>
             </w:r>
             <w:r>
@@ -7269,7 +7628,6 @@
                 <w:sz w:val="40"/>
                 <w:szCs w:val="40"/>
               </w:rPr>
-              <w:lastRenderedPageBreak/>
               <w:t>mÉë</w:t>
             </w:r>
             <w:r>
@@ -7450,7 +7808,6 @@
                 <w:sz w:val="28"/>
                 <w:szCs w:val="32"/>
               </w:rPr>
-              <w:lastRenderedPageBreak/>
               <w:t>T.S.5.1.8.6 – Kramam</w:t>
             </w:r>
           </w:p>
@@ -8916,6 +9273,7 @@
           <w:b/>
           <w:bCs/>
         </w:rPr>
+        <w:lastRenderedPageBreak/>
         <w:t>(ignore those which are already incorporated in your book’s version and date)</w:t>
       </w:r>
     </w:p>
@@ -8974,7 +9332,6 @@
                 <w:sz w:val="32"/>
                 <w:szCs w:val="32"/>
               </w:rPr>
-              <w:lastRenderedPageBreak/>
               <w:t>Reference</w:t>
             </w:r>
           </w:p>
@@ -8997,7 +9354,6 @@
                 <w:sz w:val="32"/>
                 <w:szCs w:val="32"/>
               </w:rPr>
-              <w:lastRenderedPageBreak/>
               <w:t>As Printed</w:t>
             </w:r>
           </w:p>

--- a/TS-Kramam/TS-5.1/TS 5.1 Sanskrit Krama Paatam Corrections.docx
+++ b/TS-Kramam/TS-5.1/TS 5.1 Sanskrit Krama Paatam Corrections.docx
@@ -2,6 +2,557 @@
 <file path=word/document.xml><?xml version="1.0" encoding="utf-8"?>
 <w:document xmlns:wpc="http://schemas.microsoft.com/office/word/2010/wordprocessingCanvas" xmlns:cx="http://schemas.microsoft.com/office/drawing/2014/chartex" xmlns:cx1="http://schemas.microsoft.com/office/drawing/2015/9/8/chartex" xmlns:cx2="http://schemas.microsoft.com/office/drawing/2015/10/21/chartex" xmlns:cx3="http://schemas.microsoft.com/office/drawing/2016/5/9/chartex" xmlns:cx4="http://schemas.microsoft.com/office/drawing/2016/5/10/chartex" xmlns:cx5="http://schemas.microsoft.com/office/drawing/2016/5/11/chartex" xmlns:cx6="http://schemas.microsoft.com/office/drawing/2016/5/12/chartex" xmlns:cx7="http://schemas.microsoft.com/office/drawing/2016/5/13/chartex" xmlns:cx8="http://schemas.microsoft.com/office/drawing/2016/5/14/chartex" xmlns:mc="http://schemas.openxmlformats.org/markup-compatibility/2006" xmlns:aink="http://schemas.microsoft.com/office/drawing/2016/ink" xmlns:am3d="http://schemas.microsoft.com/office/drawing/2017/model3d" xmlns:o="urn:schemas-microsoft-com:office:office" xmlns:oel="http://schemas.microsoft.com/office/2019/extlst" xmlns:r="http://schemas.openxmlformats.org/officeDocument/2006/relationships" xmlns:m="http://schemas.openxmlformats.org/officeDocument/2006/math" xmlns:v="urn:schemas-microsoft-com:vml" xmlns:wp14="http://schemas.microsoft.com/office/word/2010/wordprocessingDrawing" xmlns:wp="http://schemas.openxmlformats.org/drawingml/2006/wordprocessingDrawing" xmlns:w10="urn:schemas-microsoft-com:office:word" xmlns:w="http://schemas.openxmlformats.org/wordprocessingml/2006/main" xmlns:w14="http://schemas.microsoft.com/office/word/2010/wordml" xmlns:w15="http://schemas.microsoft.com/office/word/2012/wordml" xmlns:w16cex="http://schemas.microsoft.com/office/word/2018/wordml/cex" xmlns:w16cid="http://schemas.microsoft.com/office/word/2016/wordml/cid" xmlns:w16="http://schemas.microsoft.com/office/word/2018/wordml" xmlns:w16du="http://schemas.microsoft.com/office/word/2023/wordml/word16du" xmlns:w16sdtdh="http://schemas.microsoft.com/office/word/2020/wordml/sdtdatahash" xmlns:w16sdtfl="http://schemas.microsoft.com/office/word/2024/wordml/sdtformatlock" xmlns:w16se="http://schemas.microsoft.com/office/word/2015/wordml/symex" xmlns:wpg="http://schemas.microsoft.com/office/word/2010/wordprocessingGroup" xmlns:wpi="http://schemas.microsoft.com/office/word/2010/wordprocessingInk" xmlns:wne="http://schemas.microsoft.com/office/word/2006/wordml" xmlns:wps="http://schemas.microsoft.com/office/word/2010/wordprocessingShape" mc:Ignorable="w14 w15 w16se w16cid w16 w16cex w16sdtdh w16sdtfl w16du wp14">
   <w:body>
+    <w:p>
+      <w:pPr>
+        <w:jc w:val="center"/>
+        <w:rPr>
+          <w:b/>
+          <w:bCs/>
+          <w:sz w:val="32"/>
+          <w:szCs w:val="32"/>
+          <w:u w:val="single"/>
+        </w:rPr>
+      </w:pPr>
+      <w:r>
+        <w:rPr>
+          <w:b/>
+          <w:bCs/>
+          <w:sz w:val="32"/>
+          <w:szCs w:val="32"/>
+          <w:u w:val="single"/>
+        </w:rPr>
+        <w:t xml:space="preserve">TS </w:t>
+      </w:r>
+      <w:r>
+        <w:rPr>
+          <w:b/>
+          <w:bCs/>
+          <w:sz w:val="32"/>
+          <w:szCs w:val="32"/>
+          <w:u w:val="single"/>
+        </w:rPr>
+        <w:t>Krama</w:t>
+      </w:r>
+      <w:r>
+        <w:rPr>
+          <w:b/>
+          <w:bCs/>
+          <w:sz w:val="32"/>
+          <w:szCs w:val="32"/>
+          <w:u w:val="single"/>
+        </w:rPr>
+        <w:t xml:space="preserve"> Paatam – TS </w:t>
+      </w:r>
+      <w:r>
+        <w:rPr>
+          <w:b/>
+          <w:bCs/>
+          <w:sz w:val="32"/>
+          <w:szCs w:val="32"/>
+          <w:u w:val="single"/>
+        </w:rPr>
+        <w:t>5.1 Sanskrit</w:t>
+      </w:r>
+      <w:r>
+        <w:rPr>
+          <w:b/>
+          <w:bCs/>
+          <w:sz w:val="32"/>
+          <w:szCs w:val="32"/>
+          <w:u w:val="single"/>
+        </w:rPr>
+        <w:t xml:space="preserve"> Corrections –</w:t>
+      </w:r>
+      <w:r>
+        <w:rPr>
+          <w:b/>
+          <w:bCs/>
+          <w:sz w:val="32"/>
+          <w:szCs w:val="32"/>
+          <w:u w:val="single"/>
+        </w:rPr>
+        <w:t xml:space="preserve"> </w:t>
+      </w:r>
+      <w:r>
+        <w:rPr>
+          <w:b/>
+          <w:bCs/>
+          <w:sz w:val="32"/>
+          <w:szCs w:val="32"/>
+          <w:u w:val="single"/>
+        </w:rPr>
+        <w:t xml:space="preserve">Observed till </w:t>
+      </w:r>
+      <w:r>
+        <w:rPr>
+          <w:b/>
+          <w:bCs/>
+          <w:sz w:val="32"/>
+          <w:szCs w:val="32"/>
+          <w:highlight w:val="red"/>
+          <w:u w:val="single"/>
+        </w:rPr>
+        <w:t>?????</w:t>
+      </w:r>
+    </w:p>
+    <w:p>
+      <w:pPr>
+        <w:spacing w:before="0" w:line="240" w:lineRule="auto"/>
+        <w:jc w:val="center"/>
+        <w:rPr>
+          <w:b/>
+          <w:bCs/>
+        </w:rPr>
+      </w:pPr>
+      <w:r>
+        <w:rPr>
+          <w:b/>
+          <w:bCs/>
+        </w:rPr>
+        <w:t>(ignore those which are already incorporated in your book’s version and date)</w:t>
+      </w:r>
+    </w:p>
+    <w:tbl>
+      <w:tblPr>
+        <w:tblW w:w="14395" w:type="dxa"/>
+        <w:tblInd w:w="-792" w:type="dxa"/>
+        <w:tblBorders>
+          <w:top w:val="single" w:sz="4" w:space="0" w:color="000000"/>
+          <w:left w:val="single" w:sz="4" w:space="0" w:color="000000"/>
+          <w:bottom w:val="single" w:sz="4" w:space="0" w:color="000000"/>
+          <w:right w:val="single" w:sz="4" w:space="0" w:color="000000"/>
+          <w:insideH w:val="single" w:sz="4" w:space="0" w:color="000000"/>
+          <w:insideV w:val="single" w:sz="4" w:space="0" w:color="000000"/>
+        </w:tblBorders>
+        <w:tblLook w:val="04A0" w:firstRow="1" w:lastRow="0" w:firstColumn="1" w:lastColumn="0" w:noHBand="0" w:noVBand="1"/>
+      </w:tblPr>
+      <w:tblGrid>
+        <w:gridCol w:w="3906"/>
+        <w:gridCol w:w="5103"/>
+        <w:gridCol w:w="5386"/>
+      </w:tblGrid>
+      <w:tr>
+        <w:tc>
+          <w:tcPr>
+            <w:tcW w:w="3906" w:type="dxa"/>
+          </w:tcPr>
+          <w:p>
+            <w:pPr>
+              <w:spacing w:before="0" w:line="240" w:lineRule="auto"/>
+              <w:jc w:val="center"/>
+              <w:rPr>
+                <w:sz w:val="32"/>
+                <w:szCs w:val="32"/>
+              </w:rPr>
+            </w:pPr>
+            <w:r>
+              <w:rPr>
+                <w:sz w:val="32"/>
+                <w:szCs w:val="32"/>
+              </w:rPr>
+              <w:t>Section, Paragraph</w:t>
+            </w:r>
+          </w:p>
+          <w:p>
+            <w:pPr>
+              <w:spacing w:before="0" w:line="240" w:lineRule="auto"/>
+              <w:jc w:val="center"/>
+              <w:rPr>
+                <w:sz w:val="32"/>
+                <w:szCs w:val="32"/>
+              </w:rPr>
+            </w:pPr>
+            <w:r>
+              <w:rPr>
+                <w:sz w:val="32"/>
+                <w:szCs w:val="32"/>
+              </w:rPr>
+              <w:t>Reference</w:t>
+            </w:r>
+          </w:p>
+        </w:tc>
+        <w:tc>
+          <w:tcPr>
+            <w:tcW w:w="5103" w:type="dxa"/>
+          </w:tcPr>
+          <w:p>
+            <w:pPr>
+              <w:spacing w:before="0" w:line="240" w:lineRule="auto"/>
+              <w:jc w:val="center"/>
+              <w:rPr>
+                <w:sz w:val="32"/>
+                <w:szCs w:val="32"/>
+              </w:rPr>
+            </w:pPr>
+            <w:r>
+              <w:rPr>
+                <w:sz w:val="32"/>
+                <w:szCs w:val="32"/>
+              </w:rPr>
+              <w:t>As Printed</w:t>
+            </w:r>
+          </w:p>
+        </w:tc>
+        <w:tc>
+          <w:tcPr>
+            <w:tcW w:w="5386" w:type="dxa"/>
+          </w:tcPr>
+          <w:p>
+            <w:pPr>
+              <w:spacing w:before="0" w:line="240" w:lineRule="auto"/>
+              <w:ind w:right="-18"/>
+              <w:jc w:val="center"/>
+              <w:rPr>
+                <w:sz w:val="32"/>
+                <w:szCs w:val="32"/>
+              </w:rPr>
+            </w:pPr>
+            <w:r>
+              <w:rPr>
+                <w:sz w:val="32"/>
+                <w:szCs w:val="32"/>
+              </w:rPr>
+              <w:t>To be read as or corrected as</w:t>
+            </w:r>
+          </w:p>
+        </w:tc>
+      </w:tr>
+      <w:tr>
+        <w:trPr>
+          <w:trHeight w:val="1104"/>
+        </w:trPr>
+        <w:tc>
+          <w:tcPr>
+            <w:tcW w:w="3906" w:type="dxa"/>
+          </w:tcPr>
+          <w:p>
+            <w:pPr>
+              <w:widowControl w:val="0"/>
+              <w:tabs>
+                <w:tab w:val="left" w:pos="993"/>
+              </w:tabs>
+              <w:autoSpaceDE w:val="0"/>
+              <w:autoSpaceDN w:val="0"/>
+              <w:adjustRightInd w:val="0"/>
+              <w:spacing w:before="0" w:line="240" w:lineRule="auto"/>
+              <w:ind w:right="297"/>
+              <w:rPr>
+                <w:rFonts w:cs="Arial"/>
+                <w:b/>
+                <w:color w:val="000000"/>
+                <w:sz w:val="28"/>
+                <w:szCs w:val="28"/>
+              </w:rPr>
+            </w:pPr>
+            <w:r>
+              <w:rPr>
+                <w:rFonts w:cs="Arial"/>
+                <w:b/>
+                <w:color w:val="000000"/>
+                <w:sz w:val="28"/>
+                <w:szCs w:val="28"/>
+              </w:rPr>
+              <w:t>T.S.5.1.</w:t>
+            </w:r>
+            <w:r>
+              <w:rPr>
+                <w:rFonts w:cs="Arial"/>
+                <w:b/>
+                <w:color w:val="000000"/>
+                <w:sz w:val="28"/>
+                <w:szCs w:val="28"/>
+              </w:rPr>
+              <w:t>9.3</w:t>
+            </w:r>
+            <w:r>
+              <w:rPr>
+                <w:rFonts w:cs="Arial"/>
+                <w:b/>
+                <w:color w:val="000000"/>
+                <w:sz w:val="28"/>
+                <w:szCs w:val="28"/>
+              </w:rPr>
+              <w:t xml:space="preserve"> – Kramam</w:t>
+            </w:r>
+          </w:p>
+          <w:p>
+            <w:pPr>
+              <w:widowControl w:val="0"/>
+              <w:tabs>
+                <w:tab w:val="left" w:pos="993"/>
+              </w:tabs>
+              <w:autoSpaceDE w:val="0"/>
+              <w:autoSpaceDN w:val="0"/>
+              <w:adjustRightInd w:val="0"/>
+              <w:spacing w:before="0" w:line="240" w:lineRule="auto"/>
+              <w:ind w:right="297"/>
+              <w:rPr>
+                <w:rFonts w:cs="Arial"/>
+                <w:b/>
+                <w:color w:val="000000"/>
+                <w:sz w:val="28"/>
+                <w:szCs w:val="28"/>
+                <w:lang w:val="en-IN"/>
+              </w:rPr>
+            </w:pPr>
+            <w:r>
+              <w:rPr>
+                <w:rFonts w:cs="Arial"/>
+                <w:b/>
+                <w:color w:val="000000"/>
+                <w:sz w:val="28"/>
+                <w:szCs w:val="28"/>
+                <w:lang w:val="en-IN"/>
+              </w:rPr>
+              <w:t>Krama Vaakyam No.– 14</w:t>
+            </w:r>
+          </w:p>
+          <w:p>
+            <w:pPr>
+              <w:widowControl w:val="0"/>
+              <w:tabs>
+                <w:tab w:val="left" w:pos="993"/>
+              </w:tabs>
+              <w:autoSpaceDE w:val="0"/>
+              <w:autoSpaceDN w:val="0"/>
+              <w:adjustRightInd w:val="0"/>
+              <w:spacing w:before="0" w:line="240" w:lineRule="auto"/>
+              <w:ind w:right="297"/>
+              <w:rPr>
+                <w:rFonts w:cs="Arial"/>
+                <w:b/>
+                <w:color w:val="000000"/>
+                <w:sz w:val="28"/>
+                <w:szCs w:val="32"/>
+                <w:lang w:val="it-IT"/>
+              </w:rPr>
+            </w:pPr>
+            <w:r>
+              <w:rPr>
+                <w:rFonts w:cs="Arial"/>
+                <w:b/>
+                <w:color w:val="000000"/>
+                <w:sz w:val="28"/>
+                <w:szCs w:val="28"/>
+                <w:lang w:val="it-IT"/>
+              </w:rPr>
+              <w:t>Panchaati No. - 4</w:t>
+            </w:r>
+            <w:r>
+              <w:rPr>
+                <w:rFonts w:cs="Arial"/>
+                <w:b/>
+                <w:color w:val="000000"/>
+                <w:sz w:val="28"/>
+                <w:szCs w:val="28"/>
+                <w:lang w:val="it-IT"/>
+              </w:rPr>
+              <w:t>7</w:t>
+            </w:r>
+          </w:p>
+        </w:tc>
+        <w:tc>
+          <w:tcPr>
+            <w:tcW w:w="5103" w:type="dxa"/>
+          </w:tcPr>
+          <w:p>
+            <w:pPr>
+              <w:widowControl w:val="0"/>
+              <w:autoSpaceDE w:val="0"/>
+              <w:autoSpaceDN w:val="0"/>
+              <w:adjustRightInd w:val="0"/>
+              <w:spacing w:before="0" w:line="240" w:lineRule="auto"/>
+              <w:rPr>
+                <w:rFonts w:ascii="BRH Malayalam Extra" w:hAnsi="BRH Malayalam Extra" w:cs="BRH Malayalam Extra"/>
+                <w:color w:val="000000"/>
+                <w:sz w:val="36"/>
+                <w:szCs w:val="40"/>
+                <w:lang w:val="it-IT"/>
+              </w:rPr>
+            </w:pPr>
+            <w:r>
+              <w:rPr>
+                <w:rFonts w:ascii="BRH Devanagari Extra" w:hAnsi="BRH Devanagari Extra" w:cs="BRH Devanagari Extra"/>
+                <w:color w:val="000000"/>
+                <w:sz w:val="40"/>
+                <w:szCs w:val="40"/>
+                <w:lang w:val="it-IT"/>
+              </w:rPr>
+              <w:t>oÉë¼þ</w:t>
+            </w:r>
+            <w:r>
+              <w:rPr>
+                <w:rFonts w:ascii="BRH Devanagari Extra" w:hAnsi="BRH Devanagari Extra" w:cs="BRH Devanagari Extra"/>
+                <w:color w:val="000000"/>
+                <w:sz w:val="40"/>
+                <w:szCs w:val="40"/>
+                <w:highlight w:val="yellow"/>
+                <w:lang w:val="it-IT"/>
+              </w:rPr>
+              <w:t>³É</w:t>
+            </w:r>
+            <w:r>
+              <w:rPr>
+                <w:rFonts w:ascii="BRH Devanagari Extra" w:hAnsi="BRH Devanagari Extra" w:cs="BRH Devanagari Extra"/>
+                <w:color w:val="000000"/>
+                <w:sz w:val="40"/>
+                <w:szCs w:val="40"/>
+                <w:lang w:val="it-IT"/>
+              </w:rPr>
+              <w:t>æ</w:t>
+            </w:r>
+            <w:r>
+              <w:rPr>
+                <w:rFonts w:ascii="BRH Malayalam Extra" w:hAnsi="BRH Malayalam Extra" w:cs="BRH Devanagari Extra"/>
+                <w:color w:val="000000"/>
+                <w:sz w:val="32"/>
+                <w:szCs w:val="40"/>
+                <w:lang w:val="it-IT"/>
+              </w:rPr>
+              <w:t>–</w:t>
+            </w:r>
+            <w:r>
+              <w:rPr>
+                <w:rFonts w:ascii="BRH Devanagari Extra" w:hAnsi="BRH Devanagari Extra" w:cs="BRH Devanagari Extra"/>
+                <w:color w:val="000000"/>
+                <w:sz w:val="40"/>
+                <w:szCs w:val="40"/>
+                <w:lang w:val="it-IT"/>
+              </w:rPr>
+              <w:t>uÉ | L</w:t>
+            </w:r>
+            <w:r>
+              <w:rPr>
+                <w:rFonts w:ascii="BRH Malayalam Extra" w:hAnsi="BRH Malayalam Extra" w:cs="BRH Devanagari Extra"/>
+                <w:color w:val="000000"/>
+                <w:sz w:val="32"/>
+                <w:szCs w:val="40"/>
+                <w:lang w:val="it-IT"/>
+              </w:rPr>
+              <w:t>–</w:t>
+            </w:r>
+            <w:r>
+              <w:rPr>
+                <w:rFonts w:ascii="BRH Devanagari Extra" w:hAnsi="BRH Devanagari Extra" w:cs="BRH Devanagari Extra"/>
+                <w:color w:val="000000"/>
+                <w:sz w:val="40"/>
+                <w:szCs w:val="40"/>
+                <w:lang w:val="it-IT"/>
+              </w:rPr>
+              <w:t>uÉælÉÉÿqÉç |</w:t>
+            </w:r>
+          </w:p>
+        </w:tc>
+        <w:tc>
+          <w:tcPr>
+            <w:tcW w:w="5386" w:type="dxa"/>
+          </w:tcPr>
+          <w:p>
+            <w:pPr>
+              <w:widowControl w:val="0"/>
+              <w:autoSpaceDE w:val="0"/>
+              <w:autoSpaceDN w:val="0"/>
+              <w:adjustRightInd w:val="0"/>
+              <w:spacing w:before="0" w:line="240" w:lineRule="auto"/>
+              <w:rPr>
+                <w:rFonts w:ascii="Cambria" w:hAnsi="Cambria" w:cs="BRH Malayalam Extra"/>
+                <w:color w:val="000000"/>
+                <w:sz w:val="36"/>
+                <w:szCs w:val="40"/>
+                <w:lang w:val="it-IT"/>
+              </w:rPr>
+            </w:pPr>
+            <w:r>
+              <w:rPr>
+                <w:rFonts w:ascii="BRH Devanagari Extra" w:hAnsi="BRH Devanagari Extra" w:cs="BRH Devanagari Extra"/>
+                <w:color w:val="000000"/>
+                <w:sz w:val="40"/>
+                <w:szCs w:val="40"/>
+                <w:lang w:val="it-IT"/>
+              </w:rPr>
+              <w:t>oÉë¼þ</w:t>
+            </w:r>
+            <w:r>
+              <w:rPr>
+                <w:rFonts w:ascii="BRH Devanagari Extra" w:hAnsi="BRH Devanagari Extra" w:cs="BRH Devanagari Extra"/>
+                <w:color w:val="000000"/>
+                <w:sz w:val="40"/>
+                <w:szCs w:val="40"/>
+                <w:highlight w:val="green"/>
+                <w:lang w:val="it-IT"/>
+              </w:rPr>
+              <w:t>³Éå</w:t>
+            </w:r>
+            <w:r>
+              <w:rPr>
+                <w:rFonts w:ascii="BRH Malayalam Extra" w:hAnsi="BRH Malayalam Extra" w:cs="BRH Devanagari Extra"/>
+                <w:color w:val="000000"/>
+                <w:sz w:val="32"/>
+                <w:szCs w:val="40"/>
+                <w:lang w:val="it-IT"/>
+              </w:rPr>
+              <w:t>–</w:t>
+            </w:r>
+            <w:r>
+              <w:rPr>
+                <w:rFonts w:ascii="BRH Devanagari Extra" w:hAnsi="BRH Devanagari Extra" w:cs="BRH Devanagari Extra"/>
+                <w:color w:val="000000"/>
+                <w:sz w:val="40"/>
+                <w:szCs w:val="40"/>
+                <w:lang w:val="it-IT"/>
+              </w:rPr>
+              <w:t>uÉ | L</w:t>
+            </w:r>
+            <w:r>
+              <w:rPr>
+                <w:rFonts w:ascii="BRH Malayalam Extra" w:hAnsi="BRH Malayalam Extra" w:cs="BRH Devanagari Extra"/>
+                <w:color w:val="000000"/>
+                <w:sz w:val="32"/>
+                <w:szCs w:val="40"/>
+                <w:lang w:val="it-IT"/>
+              </w:rPr>
+              <w:t>–</w:t>
+            </w:r>
+            <w:r>
+              <w:rPr>
+                <w:rFonts w:ascii="BRH Devanagari Extra" w:hAnsi="BRH Devanagari Extra" w:cs="BRH Devanagari Extra"/>
+                <w:color w:val="000000"/>
+                <w:sz w:val="40"/>
+                <w:szCs w:val="40"/>
+                <w:lang w:val="it-IT"/>
+              </w:rPr>
+              <w:t>uÉælÉÉÿqÉç |</w:t>
+            </w:r>
+          </w:p>
+        </w:tc>
+      </w:tr>
+    </w:tbl>
+    <w:p>
+      <w:pPr>
+        <w:jc w:val="center"/>
+        <w:rPr>
+          <w:b/>
+          <w:bCs/>
+          <w:sz w:val="32"/>
+          <w:szCs w:val="32"/>
+          <w:u w:val="single"/>
+          <w:lang w:val="it-IT"/>
+        </w:rPr>
+      </w:pPr>
+    </w:p>
+    <w:p>
+      <w:pPr>
+        <w:jc w:val="center"/>
+        <w:rPr>
+          <w:b/>
+          <w:bCs/>
+          <w:sz w:val="32"/>
+          <w:szCs w:val="32"/>
+          <w:u w:val="single"/>
+          <w:lang w:val="it-IT"/>
+        </w:rPr>
+      </w:pPr>
+    </w:p>
     <w:p>
       <w:pPr>
         <w:jc w:val="center"/>
@@ -1653,6 +2204,7 @@
                 <w:sz w:val="28"/>
                 <w:szCs w:val="28"/>
               </w:rPr>
+              <w:lastRenderedPageBreak/>
               <w:t>T.S.5.1.2.</w:t>
             </w:r>
             <w:r>
@@ -3854,6 +4406,7 @@
                 <w:sz w:val="28"/>
                 <w:szCs w:val="32"/>
               </w:rPr>
+              <w:lastRenderedPageBreak/>
               <w:t>T.S.</w:t>
             </w:r>
             <w:r>
@@ -5088,7 +5641,6 @@
           <w:szCs w:val="32"/>
           <w:u w:val="single"/>
         </w:rPr>
-        <w:lastRenderedPageBreak/>
         <w:t>===============</w:t>
       </w:r>
     </w:p>
@@ -6208,6 +6760,7 @@
                 <w:sz w:val="28"/>
                 <w:szCs w:val="32"/>
               </w:rPr>
+              <w:lastRenderedPageBreak/>
               <w:t>T.S.5.1.4.5 – Kramam</w:t>
             </w:r>
           </w:p>
@@ -7196,7 +7749,6 @@
                 <w:sz w:val="28"/>
                 <w:szCs w:val="32"/>
               </w:rPr>
-              <w:lastRenderedPageBreak/>
               <w:t>T.S.5.1.8.4 – Kramam</w:t>
             </w:r>
           </w:p>
@@ -8432,6 +8984,7 @@
                 <w:sz w:val="28"/>
                 <w:szCs w:val="32"/>
               </w:rPr>
+              <w:lastRenderedPageBreak/>
               <w:t>T.S.5.1.10.1 – Kramam</w:t>
             </w:r>
           </w:p>
@@ -9032,16 +9585,7 @@
           <w:bCs/>
           <w:sz w:val="32"/>
         </w:rPr>
-        <w:t xml:space="preserve">replaced </w:t>
-      </w:r>
-      <w:proofErr w:type="gramStart"/>
-      <w:r>
-        <w:rPr>
-          <w:b/>
-          <w:bCs/>
-          <w:sz w:val="32"/>
-        </w:rPr>
-        <w:t>with</w:t>
+        <w:t>replaced with</w:t>
       </w:r>
       <w:r>
         <w:rPr>
@@ -9063,7 +9607,6 @@
         </w:rPr>
         <w:t>"</w:t>
       </w:r>
-      <w:proofErr w:type="gramEnd"/>
       <w:r>
         <w:rPr>
           <w:rFonts w:ascii="BRH Devanagari" w:hAnsi="BRH Devanagari" w:cs="BRH Devanagari"/>
@@ -9273,7 +9816,6 @@
           <w:b/>
           <w:bCs/>
         </w:rPr>
-        <w:lastRenderedPageBreak/>
         <w:t>(ignore those which are already incorporated in your book’s version and date)</w:t>
       </w:r>
     </w:p>

--- a/TS-Kramam/TS-5.1/TS 5.1 Sanskrit Krama Paatam Corrections.docx
+++ b/TS-Kramam/TS-5.1/TS 5.1 Sanskrit Krama Paatam Corrections.docx
@@ -81,7 +81,18 @@
           <w:szCs w:val="32"/>
           <w:u w:val="single"/>
         </w:rPr>
-        <w:t xml:space="preserve">Observed till </w:t>
+        <w:t xml:space="preserve">Observed </w:t>
+      </w:r>
+      <w:proofErr w:type="gramStart"/>
+      <w:r>
+        <w:rPr>
+          <w:b/>
+          <w:bCs/>
+          <w:sz w:val="32"/>
+          <w:szCs w:val="32"/>
+          <w:u w:val="single"/>
+        </w:rPr>
+        <w:t xml:space="preserve">till </w:t>
       </w:r>
       <w:r>
         <w:rPr>
@@ -94,6 +105,7 @@
         </w:rPr>
         <w:t>?????</w:t>
       </w:r>
+      <w:proofErr w:type="gramEnd"/>
     </w:p>
     <w:p>
       <w:pPr>
@@ -213,6 +225,285 @@
                 <w:szCs w:val="32"/>
               </w:rPr>
               <w:t>To be read as or corrected as</w:t>
+            </w:r>
+          </w:p>
+        </w:tc>
+      </w:tr>
+      <w:tr>
+        <w:trPr>
+          <w:trHeight w:val="1104"/>
+        </w:trPr>
+        <w:tc>
+          <w:tcPr>
+            <w:tcW w:w="3906" w:type="dxa"/>
+          </w:tcPr>
+          <w:p>
+            <w:pPr>
+              <w:spacing w:before="0" w:line="240" w:lineRule="auto"/>
+              <w:rPr>
+                <w:rFonts w:cs="Latha"/>
+                <w:b/>
+                <w:color w:val="EE0000"/>
+                <w:sz w:val="28"/>
+                <w:szCs w:val="28"/>
+                <w:lang w:bidi="ta-IN"/>
+              </w:rPr>
+            </w:pPr>
+            <w:r>
+              <w:rPr>
+                <w:rFonts w:cs="Latha"/>
+                <w:b/>
+                <w:color w:val="EE0000"/>
+                <w:sz w:val="28"/>
+                <w:szCs w:val="28"/>
+                <w:lang w:bidi="ta-IN"/>
+              </w:rPr>
+              <w:t xml:space="preserve">TS 5.1.2.5 - </w:t>
+            </w:r>
+            <w:r>
+              <w:rPr>
+                <w:rFonts w:cs="Arial"/>
+                <w:b/>
+                <w:color w:val="EE0000"/>
+                <w:sz w:val="28"/>
+                <w:szCs w:val="28"/>
+              </w:rPr>
+              <w:t>Kramam</w:t>
+            </w:r>
+          </w:p>
+          <w:p>
+            <w:pPr>
+              <w:spacing w:before="0" w:line="240" w:lineRule="auto"/>
+              <w:rPr>
+                <w:rFonts w:cs="Latha"/>
+                <w:b/>
+                <w:color w:val="EE0000"/>
+                <w:sz w:val="28"/>
+                <w:szCs w:val="28"/>
+                <w:lang w:bidi="ta-IN"/>
+              </w:rPr>
+            </w:pPr>
+            <w:r>
+              <w:rPr>
+                <w:rFonts w:cs="Arial"/>
+                <w:b/>
+                <w:color w:val="EE0000"/>
+                <w:sz w:val="28"/>
+                <w:szCs w:val="28"/>
+              </w:rPr>
+              <w:t>Krama Vaakyam</w:t>
+            </w:r>
+            <w:r>
+              <w:rPr>
+                <w:rFonts w:cs="Latha"/>
+                <w:b/>
+                <w:color w:val="EE0000"/>
+                <w:sz w:val="28"/>
+                <w:szCs w:val="28"/>
+                <w:lang w:bidi="ta-IN"/>
+              </w:rPr>
+              <w:t xml:space="preserve"> No: - 15</w:t>
+            </w:r>
+          </w:p>
+          <w:p>
+            <w:pPr>
+              <w:widowControl w:val="0"/>
+              <w:tabs>
+                <w:tab w:val="left" w:pos="993"/>
+              </w:tabs>
+              <w:autoSpaceDE w:val="0"/>
+              <w:autoSpaceDN w:val="0"/>
+              <w:adjustRightInd w:val="0"/>
+              <w:spacing w:before="0" w:line="240" w:lineRule="auto"/>
+              <w:ind w:right="297"/>
+              <w:rPr>
+                <w:rFonts w:cs="Arial"/>
+                <w:b/>
+                <w:color w:val="EE0000"/>
+                <w:sz w:val="28"/>
+                <w:szCs w:val="28"/>
+              </w:rPr>
+            </w:pPr>
+            <w:r>
+              <w:rPr>
+                <w:rFonts w:cs="Latha"/>
+                <w:b/>
+                <w:color w:val="EE0000"/>
+                <w:sz w:val="28"/>
+                <w:szCs w:val="28"/>
+                <w:lang w:bidi="ta-IN"/>
+              </w:rPr>
+              <w:t>Panchaati No. - 9</w:t>
+            </w:r>
+          </w:p>
+        </w:tc>
+        <w:tc>
+          <w:tcPr>
+            <w:tcW w:w="5103" w:type="dxa"/>
+          </w:tcPr>
+          <w:p>
+            <w:pPr>
+              <w:widowControl w:val="0"/>
+              <w:autoSpaceDE w:val="0"/>
+              <w:autoSpaceDN w:val="0"/>
+              <w:adjustRightInd w:val="0"/>
+              <w:spacing w:before="0" w:line="240" w:lineRule="auto"/>
+              <w:rPr>
+                <w:rFonts w:ascii="BRH Malayalam Extra" w:eastAsia="Times New Roman" w:hAnsi="BRH Malayalam Extra" w:cs="BRH Malayalam Extra"/>
+                <w:color w:val="EE0000"/>
+                <w:sz w:val="40"/>
+                <w:szCs w:val="40"/>
+                <w:lang w:eastAsia="en-IN" w:bidi="ml-IN"/>
+              </w:rPr>
+            </w:pPr>
+            <w:r>
+              <w:rPr>
+                <w:rFonts w:ascii="BRH Devanagari Extra" w:hAnsi="BRH Devanagari Extra" w:cs="BRH Devanagari Extra"/>
+                <w:color w:val="EE0000"/>
+                <w:sz w:val="40"/>
+                <w:szCs w:val="40"/>
+              </w:rPr>
+              <w:t>CirÉÉþWÒûÈ | AÉ</w:t>
+            </w:r>
+            <w:r>
+              <w:rPr>
+                <w:rFonts w:ascii="BRH Malayalam Extra" w:hAnsi="BRH Malayalam Extra" w:cs="BRH Devanagari Extra"/>
+                <w:color w:val="EE0000"/>
+                <w:sz w:val="32"/>
+                <w:szCs w:val="40"/>
+              </w:rPr>
+              <w:t>–</w:t>
+            </w:r>
+            <w:r>
+              <w:rPr>
+                <w:rFonts w:ascii="BRH Devanagari Extra" w:hAnsi="BRH Devanagari Extra" w:cs="BRH Devanagari Extra"/>
+                <w:color w:val="EE0000"/>
+                <w:sz w:val="40"/>
+                <w:szCs w:val="40"/>
+                <w:highlight w:val="yellow"/>
+              </w:rPr>
+              <w:t>W</w:t>
+            </w:r>
+            <w:r>
+              <w:rPr>
+                <w:rFonts w:ascii="BRH Devanagari Extra" w:hAnsi="BRH Devanagari Extra" w:cs="BRH Devanagari Extra"/>
+                <w:color w:val="EE0000"/>
+                <w:sz w:val="40"/>
+                <w:szCs w:val="40"/>
+              </w:rPr>
+              <w:t>ÒûËU</w:t>
+            </w:r>
+            <w:r>
+              <w:rPr>
+                <w:rFonts w:ascii="BRH Malayalam Extra" w:hAnsi="BRH Malayalam Extra" w:cs="BRH Devanagari Extra"/>
+                <w:color w:val="EE0000"/>
+                <w:sz w:val="32"/>
+                <w:szCs w:val="40"/>
+              </w:rPr>
+              <w:t>–</w:t>
+            </w:r>
+            <w:r>
+              <w:rPr>
+                <w:rFonts w:ascii="BRH Devanagari Extra" w:hAnsi="BRH Devanagari Extra" w:cs="BRH Devanagari Extra"/>
+                <w:color w:val="EE0000"/>
+                <w:sz w:val="40"/>
+                <w:szCs w:val="40"/>
+              </w:rPr>
+              <w:t>rÉqÉç |</w:t>
+            </w:r>
+          </w:p>
+        </w:tc>
+        <w:tc>
+          <w:tcPr>
+            <w:tcW w:w="5386" w:type="dxa"/>
+          </w:tcPr>
+          <w:p>
+            <w:pPr>
+              <w:widowControl w:val="0"/>
+              <w:autoSpaceDE w:val="0"/>
+              <w:autoSpaceDN w:val="0"/>
+              <w:adjustRightInd w:val="0"/>
+              <w:spacing w:before="0" w:line="240" w:lineRule="auto"/>
+              <w:rPr>
+                <w:rFonts w:ascii="BRH Malayalam Extra" w:eastAsia="Times New Roman" w:hAnsi="BRH Malayalam Extra" w:cs="BRH Malayalam Extra"/>
+                <w:color w:val="EE0000"/>
+                <w:sz w:val="40"/>
+                <w:szCs w:val="40"/>
+                <w:lang w:eastAsia="en-IN" w:bidi="ml-IN"/>
+              </w:rPr>
+            </w:pPr>
+            <w:r>
+              <w:rPr>
+                <w:rFonts w:ascii="BRH Devanagari Extra" w:hAnsi="BRH Devanagari Extra" w:cs="BRH Devanagari Extra"/>
+                <w:color w:val="EE0000"/>
+                <w:sz w:val="40"/>
+                <w:szCs w:val="40"/>
+              </w:rPr>
+              <w:t>CirÉÉþWÒûÈ | AÉ</w:t>
+            </w:r>
+            <w:r>
+              <w:rPr>
+                <w:rFonts w:ascii="BRH Malayalam Extra" w:hAnsi="BRH Malayalam Extra" w:cs="BRH Devanagari Extra"/>
+                <w:color w:val="EE0000"/>
+                <w:sz w:val="32"/>
+                <w:szCs w:val="40"/>
+              </w:rPr>
+              <w:t>–</w:t>
+            </w:r>
+            <w:r>
+              <w:rPr>
+                <w:rFonts w:ascii="BRH Devanagari Extra" w:hAnsi="BRH Devanagari Extra" w:cs="BRH Devanagari Extra"/>
+                <w:color w:val="EE0000"/>
+                <w:sz w:val="40"/>
+                <w:szCs w:val="40"/>
+                <w:highlight w:val="green"/>
+              </w:rPr>
+              <w:t>WÒ</w:t>
+            </w:r>
+            <w:r>
+              <w:rPr>
+                <w:rFonts w:ascii="BRH Devanagari Extra" w:hAnsi="BRH Devanagari Extra" w:cs="BRH Devanagari Extra"/>
+                <w:color w:val="EE0000"/>
+                <w:sz w:val="40"/>
+                <w:szCs w:val="40"/>
+              </w:rPr>
+              <w:t>û</w:t>
+            </w:r>
+            <w:r>
+              <w:rPr>
+                <w:rFonts w:ascii="BRH Malayalam Extra" w:hAnsi="BRH Malayalam Extra" w:cs="BRH Devanagari Extra"/>
+                <w:color w:val="EE0000"/>
+                <w:sz w:val="32"/>
+                <w:szCs w:val="40"/>
+              </w:rPr>
+              <w:t>–</w:t>
+            </w:r>
+            <w:r>
+              <w:rPr>
+                <w:rFonts w:ascii="BRH Devanagari Extra" w:hAnsi="BRH Devanagari Extra" w:cs="BRH Devanagari Extra"/>
+                <w:color w:val="EE0000"/>
+                <w:sz w:val="40"/>
+                <w:szCs w:val="40"/>
+              </w:rPr>
+              <w:t>ËU</w:t>
+            </w:r>
+            <w:r>
+              <w:rPr>
+                <w:rFonts w:ascii="BRH Malayalam Extra" w:hAnsi="BRH Malayalam Extra" w:cs="BRH Devanagari Extra"/>
+                <w:color w:val="EE0000"/>
+                <w:sz w:val="32"/>
+                <w:szCs w:val="40"/>
+              </w:rPr>
+              <w:t>–</w:t>
+            </w:r>
+            <w:r>
+              <w:rPr>
+                <w:rFonts w:ascii="BRH Devanagari Extra" w:hAnsi="BRH Devanagari Extra" w:cs="BRH Devanagari Extra"/>
+                <w:color w:val="EE0000"/>
+                <w:sz w:val="40"/>
+                <w:szCs w:val="40"/>
+              </w:rPr>
+              <w:t>rÉqÉç |</w:t>
             </w:r>
           </w:p>
         </w:tc>
@@ -1830,6 +2121,7 @@
                 <w:sz w:val="28"/>
                 <w:szCs w:val="28"/>
               </w:rPr>
+              <w:lastRenderedPageBreak/>
               <w:t>T.S.5.1.2.</w:t>
             </w:r>
             <w:r>
@@ -2204,7 +2496,6 @@
                 <w:sz w:val="28"/>
                 <w:szCs w:val="28"/>
               </w:rPr>
-              <w:lastRenderedPageBreak/>
               <w:t>T.S.5.1.2.</w:t>
             </w:r>
             <w:r>
@@ -4292,6 +4583,7 @@
                 <w:sz w:val="32"/>
                 <w:szCs w:val="32"/>
               </w:rPr>
+              <w:lastRenderedPageBreak/>
               <w:t>Section, Paragraph</w:t>
             </w:r>
           </w:p>
@@ -4406,7 +4698,6 @@
                 <w:sz w:val="28"/>
                 <w:szCs w:val="32"/>
               </w:rPr>
-              <w:lastRenderedPageBreak/>
               <w:t>T.S.</w:t>
             </w:r>
             <w:r>
@@ -6419,6 +6710,7 @@
                 <w:sz w:val="28"/>
                 <w:szCs w:val="32"/>
               </w:rPr>
+              <w:lastRenderedPageBreak/>
               <w:t>T.S.5.1.4.1 – Kramam</w:t>
             </w:r>
           </w:p>
@@ -6760,7 +7052,6 @@
                 <w:sz w:val="28"/>
                 <w:szCs w:val="32"/>
               </w:rPr>
-              <w:lastRenderedPageBreak/>
               <w:t>T.S.5.1.4.5 – Kramam</w:t>
             </w:r>
           </w:p>
@@ -8651,6 +8942,7 @@
                 <w:sz w:val="28"/>
                 <w:szCs w:val="32"/>
               </w:rPr>
+              <w:lastRenderedPageBreak/>
               <w:t>T.S.5.1.9.5 – Kramam</w:t>
             </w:r>
           </w:p>
@@ -8984,7 +9276,6 @@
                 <w:sz w:val="28"/>
                 <w:szCs w:val="32"/>
               </w:rPr>
-              <w:lastRenderedPageBreak/>
               <w:t>T.S.5.1.10.1 – Kramam</w:t>
             </w:r>
           </w:p>
@@ -9585,7 +9876,16 @@
           <w:bCs/>
           <w:sz w:val="32"/>
         </w:rPr>
-        <w:t>replaced with</w:t>
+        <w:t xml:space="preserve">replaced </w:t>
+      </w:r>
+      <w:proofErr w:type="gramStart"/>
+      <w:r>
+        <w:rPr>
+          <w:b/>
+          <w:bCs/>
+          <w:sz w:val="32"/>
+        </w:rPr>
+        <w:t>with</w:t>
       </w:r>
       <w:r>
         <w:rPr>
@@ -9607,6 +9907,7 @@
         </w:rPr>
         <w:t>"</w:t>
       </w:r>
+      <w:proofErr w:type="gramEnd"/>
       <w:r>
         <w:rPr>
           <w:rFonts w:ascii="BRH Devanagari" w:hAnsi="BRH Devanagari" w:cs="BRH Devanagari"/>

--- a/TS-Kramam/TS-5.1/TS 5.1 Sanskrit Krama Paatam Corrections.docx
+++ b/TS-Kramam/TS-5.1/TS 5.1 Sanskrit Krama Paatam Corrections.docx
@@ -504,6 +504,341 @@
                 <w:szCs w:val="40"/>
               </w:rPr>
               <w:t>rÉqÉç |</w:t>
+            </w:r>
+          </w:p>
+        </w:tc>
+      </w:tr>
+      <w:tr>
+        <w:trPr>
+          <w:trHeight w:val="1104"/>
+        </w:trPr>
+        <w:tc>
+          <w:tcPr>
+            <w:tcW w:w="3906" w:type="dxa"/>
+          </w:tcPr>
+          <w:p>
+            <w:pPr>
+              <w:spacing w:before="0" w:line="240" w:lineRule="auto"/>
+              <w:rPr>
+                <w:rFonts w:cs="Latha"/>
+                <w:b/>
+                <w:color w:val="EE0000"/>
+                <w:sz w:val="28"/>
+                <w:szCs w:val="28"/>
+                <w:lang w:bidi="ta-IN"/>
+              </w:rPr>
+            </w:pPr>
+            <w:r>
+              <w:rPr>
+                <w:rFonts w:cs="Latha"/>
+                <w:b/>
+                <w:color w:val="EE0000"/>
+                <w:sz w:val="28"/>
+                <w:szCs w:val="28"/>
+                <w:lang w:bidi="ta-IN"/>
+              </w:rPr>
+              <w:t xml:space="preserve">TS 5.1.3.2 - </w:t>
+            </w:r>
+            <w:r>
+              <w:rPr>
+                <w:rFonts w:cs="Arial"/>
+                <w:b/>
+                <w:color w:val="EE0000"/>
+                <w:sz w:val="28"/>
+                <w:szCs w:val="28"/>
+              </w:rPr>
+              <w:t>Kramam</w:t>
+            </w:r>
+          </w:p>
+          <w:p>
+            <w:pPr>
+              <w:spacing w:before="0" w:line="240" w:lineRule="auto"/>
+              <w:rPr>
+                <w:rFonts w:cs="Latha"/>
+                <w:b/>
+                <w:color w:val="EE0000"/>
+                <w:sz w:val="28"/>
+                <w:szCs w:val="28"/>
+                <w:lang w:val="en-IN" w:bidi="ta-IN"/>
+              </w:rPr>
+            </w:pPr>
+            <w:r>
+              <w:rPr>
+                <w:rFonts w:cs="Arial"/>
+                <w:b/>
+                <w:color w:val="EE0000"/>
+                <w:sz w:val="28"/>
+                <w:szCs w:val="28"/>
+                <w:lang w:val="en-IN"/>
+              </w:rPr>
+              <w:t>Krama Vaakyam</w:t>
+            </w:r>
+            <w:r>
+              <w:rPr>
+                <w:rFonts w:cs="Latha"/>
+                <w:b/>
+                <w:color w:val="EE0000"/>
+                <w:sz w:val="28"/>
+                <w:szCs w:val="28"/>
+                <w:lang w:val="en-IN" w:bidi="ta-IN"/>
+              </w:rPr>
+              <w:t xml:space="preserve"> No: - 13</w:t>
+            </w:r>
+          </w:p>
+          <w:p>
+            <w:pPr>
+              <w:widowControl w:val="0"/>
+              <w:tabs>
+                <w:tab w:val="left" w:pos="993"/>
+              </w:tabs>
+              <w:autoSpaceDE w:val="0"/>
+              <w:autoSpaceDN w:val="0"/>
+              <w:adjustRightInd w:val="0"/>
+              <w:spacing w:before="0" w:line="240" w:lineRule="auto"/>
+              <w:ind w:right="297"/>
+              <w:rPr>
+                <w:rFonts w:cs="Arial"/>
+                <w:b/>
+                <w:color w:val="EE0000"/>
+                <w:sz w:val="28"/>
+                <w:szCs w:val="28"/>
+                <w:lang w:val="it-IT"/>
+              </w:rPr>
+            </w:pPr>
+            <w:r>
+              <w:rPr>
+                <w:rFonts w:cs="Latha"/>
+                <w:b/>
+                <w:color w:val="EE0000"/>
+                <w:sz w:val="28"/>
+                <w:szCs w:val="28"/>
+                <w:lang w:val="it-IT" w:bidi="ta-IN"/>
+              </w:rPr>
+              <w:t>Panchaati No. - 12</w:t>
+            </w:r>
+          </w:p>
+        </w:tc>
+        <w:tc>
+          <w:tcPr>
+            <w:tcW w:w="5103" w:type="dxa"/>
+          </w:tcPr>
+          <w:p>
+            <w:pPr>
+              <w:widowControl w:val="0"/>
+              <w:autoSpaceDE w:val="0"/>
+              <w:autoSpaceDN w:val="0"/>
+              <w:adjustRightInd w:val="0"/>
+              <w:spacing w:before="0" w:line="240" w:lineRule="auto"/>
+              <w:rPr>
+                <w:rFonts w:ascii="BRH Malayalam Extra" w:eastAsia="Times New Roman" w:hAnsi="BRH Malayalam Extra" w:cs="BRH Malayalam Extra"/>
+                <w:color w:val="EE0000"/>
+                <w:sz w:val="40"/>
+                <w:szCs w:val="40"/>
+                <w:lang w:val="it-IT" w:eastAsia="en-IN" w:bidi="ml-IN"/>
+              </w:rPr>
+            </w:pPr>
+            <w:r>
+              <w:rPr>
+                <w:rFonts w:ascii="BRH Devanagari Extra" w:hAnsi="BRH Devanagari Extra" w:cs="BRH Devanagari Extra"/>
+                <w:color w:val="EE0000"/>
+                <w:sz w:val="40"/>
+                <w:szCs w:val="40"/>
+                <w:lang w:val="it-IT"/>
+              </w:rPr>
+              <w:t>eÉÑ</w:t>
+            </w:r>
+            <w:r>
+              <w:rPr>
+                <w:rFonts w:ascii="BRH Malayalam Extra" w:hAnsi="BRH Malayalam Extra" w:cs="BRH Devanagari Extra"/>
+                <w:color w:val="EE0000"/>
+                <w:sz w:val="32"/>
+                <w:szCs w:val="40"/>
+                <w:lang w:val="it-IT"/>
+              </w:rPr>
+              <w:t>–</w:t>
+            </w:r>
+            <w:r>
+              <w:rPr>
+                <w:rFonts w:ascii="BRH Devanagari Extra" w:hAnsi="BRH Devanagari Extra" w:cs="BRH Devanagari Extra"/>
+                <w:color w:val="EE0000"/>
+                <w:sz w:val="40"/>
+                <w:szCs w:val="40"/>
+                <w:lang w:val="it-IT"/>
+              </w:rPr>
+              <w:t>WûÉå</w:t>
+            </w:r>
+            <w:r>
+              <w:rPr>
+                <w:rFonts w:ascii="BRH Malayalam Extra" w:hAnsi="BRH Malayalam Extra" w:cs="BRH Devanagari Extra"/>
+                <w:color w:val="EE0000"/>
+                <w:sz w:val="32"/>
+                <w:szCs w:val="40"/>
+                <w:lang w:val="it-IT"/>
+              </w:rPr>
+              <w:t>–</w:t>
+            </w:r>
+            <w:r>
+              <w:rPr>
+                <w:rFonts w:ascii="BRH Devanagari Extra" w:hAnsi="BRH Devanagari Extra" w:cs="BRH Devanagari Extra"/>
+                <w:color w:val="EE0000"/>
+                <w:sz w:val="40"/>
+                <w:szCs w:val="40"/>
+                <w:lang w:val="it-IT"/>
+              </w:rPr>
+              <w:t>ÌiÉ</w:t>
+            </w:r>
+            <w:r>
+              <w:rPr>
+                <w:rFonts w:ascii="BRH Malayalam Extra" w:hAnsi="BRH Malayalam Extra" w:cs="BRH Devanagari Extra"/>
+                <w:color w:val="EE0000"/>
+                <w:sz w:val="32"/>
+                <w:szCs w:val="40"/>
+                <w:lang w:val="it-IT"/>
+              </w:rPr>
+              <w:t>–</w:t>
+            </w:r>
+            <w:r>
+              <w:rPr>
+                <w:rFonts w:ascii="BRH Devanagari Extra" w:hAnsi="BRH Devanagari Extra" w:cs="BRH Devanagari Extra"/>
+                <w:color w:val="EE0000"/>
+                <w:sz w:val="40"/>
+                <w:szCs w:val="40"/>
+                <w:lang w:val="it-IT"/>
+              </w:rPr>
+              <w:t xml:space="preserve"> lÉ | lÉÉ</w:t>
+            </w:r>
+            <w:r>
+              <w:rPr>
+                <w:rFonts w:ascii="BRH Devanagari Extra" w:hAnsi="BRH Devanagari Extra" w:cs="BRH Devanagari Extra"/>
+                <w:color w:val="EE0000"/>
+                <w:sz w:val="40"/>
+                <w:szCs w:val="40"/>
+                <w:highlight w:val="yellow"/>
+                <w:lang w:val="it-IT"/>
+              </w:rPr>
+              <w:t>lkÉþ</w:t>
+            </w:r>
+            <w:r>
+              <w:rPr>
+                <w:rFonts w:ascii="BRH Devanagari Extra" w:hAnsi="BRH Devanagari Extra" w:cs="BRH Devanagari Extra"/>
+                <w:color w:val="EE0000"/>
+                <w:sz w:val="40"/>
+                <w:szCs w:val="40"/>
+                <w:lang w:val="it-IT"/>
+              </w:rPr>
+              <w:t>È |</w:t>
+            </w:r>
+          </w:p>
+        </w:tc>
+        <w:tc>
+          <w:tcPr>
+            <w:tcW w:w="5386" w:type="dxa"/>
+          </w:tcPr>
+          <w:p>
+            <w:pPr>
+              <w:widowControl w:val="0"/>
+              <w:autoSpaceDE w:val="0"/>
+              <w:autoSpaceDN w:val="0"/>
+              <w:adjustRightInd w:val="0"/>
+              <w:spacing w:before="0" w:line="240" w:lineRule="auto"/>
+              <w:rPr>
+                <w:rFonts w:ascii="BRH Malayalam Extra" w:eastAsia="Times New Roman" w:hAnsi="BRH Malayalam Extra" w:cs="BRH Malayalam Extra"/>
+                <w:color w:val="EE0000"/>
+                <w:sz w:val="40"/>
+                <w:szCs w:val="40"/>
+                <w:lang w:val="it-IT" w:eastAsia="en-IN" w:bidi="ml-IN"/>
+              </w:rPr>
+            </w:pPr>
+            <w:r>
+              <w:rPr>
+                <w:rFonts w:ascii="BRH Devanagari Extra" w:hAnsi="BRH Devanagari Extra" w:cs="BRH Devanagari Extra"/>
+                <w:color w:val="EE0000"/>
+                <w:sz w:val="40"/>
+                <w:szCs w:val="40"/>
+                <w:lang w:val="it-IT"/>
+              </w:rPr>
+              <w:t>eÉÑ</w:t>
+            </w:r>
+            <w:r>
+              <w:rPr>
+                <w:rFonts w:ascii="BRH Malayalam Extra" w:hAnsi="BRH Malayalam Extra" w:cs="BRH Devanagari Extra"/>
+                <w:color w:val="EE0000"/>
+                <w:sz w:val="32"/>
+                <w:szCs w:val="40"/>
+                <w:lang w:val="it-IT"/>
+              </w:rPr>
+              <w:t>–</w:t>
+            </w:r>
+            <w:r>
+              <w:rPr>
+                <w:rFonts w:ascii="BRH Devanagari Extra" w:hAnsi="BRH Devanagari Extra" w:cs="BRH Devanagari Extra"/>
+                <w:color w:val="EE0000"/>
+                <w:sz w:val="40"/>
+                <w:szCs w:val="40"/>
+                <w:lang w:val="it-IT"/>
+              </w:rPr>
+              <w:t>WûÉå</w:t>
+            </w:r>
+            <w:r>
+              <w:rPr>
+                <w:rFonts w:ascii="BRH Malayalam Extra" w:hAnsi="BRH Malayalam Extra" w:cs="BRH Devanagari Extra"/>
+                <w:color w:val="EE0000"/>
+                <w:sz w:val="32"/>
+                <w:szCs w:val="40"/>
+                <w:lang w:val="it-IT"/>
+              </w:rPr>
+              <w:t>–</w:t>
+            </w:r>
+            <w:r>
+              <w:rPr>
+                <w:rFonts w:ascii="BRH Devanagari Extra" w:hAnsi="BRH Devanagari Extra" w:cs="BRH Devanagari Extra"/>
+                <w:color w:val="EE0000"/>
+                <w:sz w:val="40"/>
+                <w:szCs w:val="40"/>
+                <w:lang w:val="it-IT"/>
+              </w:rPr>
+              <w:t>ÌiÉ</w:t>
+            </w:r>
+            <w:r>
+              <w:rPr>
+                <w:rFonts w:ascii="BRH Malayalam Extra" w:hAnsi="BRH Malayalam Extra" w:cs="BRH Devanagari Extra"/>
+                <w:color w:val="EE0000"/>
+                <w:sz w:val="32"/>
+                <w:szCs w:val="40"/>
+                <w:lang w:val="it-IT"/>
+              </w:rPr>
+              <w:t>–</w:t>
+            </w:r>
+            <w:r>
+              <w:rPr>
+                <w:rFonts w:ascii="BRH Devanagari Extra" w:hAnsi="BRH Devanagari Extra" w:cs="BRH Devanagari Extra"/>
+                <w:color w:val="EE0000"/>
+                <w:sz w:val="40"/>
+                <w:szCs w:val="40"/>
+                <w:lang w:val="it-IT"/>
+              </w:rPr>
+              <w:t xml:space="preserve"> lÉ | lÉÉ</w:t>
+            </w:r>
+            <w:r>
+              <w:rPr>
+                <w:rFonts w:ascii="BRH Devanagari Extra" w:hAnsi="BRH Devanagari Extra" w:cs="BRH Devanagari Extra"/>
+                <w:color w:val="EE0000"/>
+                <w:sz w:val="40"/>
+                <w:szCs w:val="40"/>
+                <w:highlight w:val="green"/>
+                <w:lang w:val="it-IT"/>
+              </w:rPr>
+              <w:t>lkÉÈ</w:t>
+            </w:r>
+            <w:r>
+              <w:rPr>
+                <w:rFonts w:ascii="BRH Devanagari Extra" w:hAnsi="BRH Devanagari Extra" w:cs="BRH Devanagari Extra"/>
+                <w:color w:val="EE0000"/>
+                <w:sz w:val="40"/>
+                <w:szCs w:val="40"/>
+                <w:lang w:val="it-IT"/>
+              </w:rPr>
+              <w:t xml:space="preserve"> |</w:t>
             </w:r>
           </w:p>
         </w:tc>
@@ -1603,6 +1938,7 @@
                 <w:sz w:val="28"/>
                 <w:szCs w:val="28"/>
               </w:rPr>
+              <w:lastRenderedPageBreak/>
               <w:t>T.S.5.1.2.</w:t>
             </w:r>
             <w:r>
@@ -2121,7 +2457,6 @@
                 <w:sz w:val="28"/>
                 <w:szCs w:val="28"/>
               </w:rPr>
-              <w:lastRenderedPageBreak/>
               <w:t>T.S.5.1.2.</w:t>
             </w:r>
             <w:r>
@@ -4182,6 +4517,7 @@
                 <w:sz w:val="28"/>
                 <w:szCs w:val="28"/>
               </w:rPr>
+              <w:lastRenderedPageBreak/>
               <w:t xml:space="preserve">Panchaati No. - </w:t>
             </w:r>
             <w:r>
@@ -4221,6 +4557,7 @@
                 <w:sz w:val="40"/>
                 <w:szCs w:val="40"/>
               </w:rPr>
+              <w:lastRenderedPageBreak/>
               <w:t>iÉiÉ</w:t>
             </w:r>
             <w:r>
@@ -4583,7 +4920,6 @@
                 <w:sz w:val="32"/>
                 <w:szCs w:val="32"/>
               </w:rPr>
-              <w:lastRenderedPageBreak/>
               <w:t>Section, Paragraph</w:t>
             </w:r>
           </w:p>
@@ -6216,6 +6552,7 @@
                 <w:sz w:val="28"/>
                 <w:szCs w:val="32"/>
               </w:rPr>
+              <w:lastRenderedPageBreak/>
               <w:t>T.S.</w:t>
             </w:r>
             <w:r>
@@ -6710,7 +7047,6 @@
                 <w:sz w:val="28"/>
                 <w:szCs w:val="32"/>
               </w:rPr>
-              <w:lastRenderedPageBreak/>
               <w:t>T.S.5.1.4.1 – Kramam</w:t>
             </w:r>
           </w:p>
@@ -8651,6 +8987,7 @@
                 <w:sz w:val="28"/>
                 <w:szCs w:val="32"/>
               </w:rPr>
+              <w:lastRenderedPageBreak/>
               <w:t>T.S.5.1.8.6 – Kramam</w:t>
             </w:r>
           </w:p>
@@ -8942,7 +9279,6 @@
                 <w:sz w:val="28"/>
                 <w:szCs w:val="32"/>
               </w:rPr>
-              <w:lastRenderedPageBreak/>
               <w:t>T.S.5.1.9.5 – Kramam</w:t>
             </w:r>
           </w:p>
